--- a/airports/Published/Kola/ENBO/ENBO.docx
+++ b/airports/Published/Kola/ENBO/ENBO.docx
@@ -10,7 +10,1447 @@
         <mc:AlternateContent>
           <mc:Choice Requires="wps">
             <w:drawing>
-              <wp:anchor distT="0" distB="0" distL="114300" distR="114300" simplePos="0" relativeHeight="251645439" behindDoc="0" locked="0" layoutInCell="1" allowOverlap="1" wp14:anchorId="7F802041" wp14:editId="6B9285AD">
+              <wp:anchor distT="45720" distB="45720" distL="114300" distR="114300" simplePos="0" relativeHeight="251650560" behindDoc="0" locked="0" layoutInCell="1" allowOverlap="1" wp14:anchorId="59B7015B" wp14:editId="68E3597B">
+                <wp:simplePos x="0" y="0"/>
+                <wp:positionH relativeFrom="column">
+                  <wp:posOffset>1149994</wp:posOffset>
+                </wp:positionH>
+                <wp:positionV relativeFrom="paragraph">
+                  <wp:posOffset>6855773</wp:posOffset>
+                </wp:positionV>
+                <wp:extent cx="1000125" cy="304800"/>
+                <wp:effectExtent l="0" t="0" r="0" b="0"/>
+                <wp:wrapSquare wrapText="bothSides"/>
+                <wp:docPr id="217" name="Text Box 2"/>
+                <wp:cNvGraphicFramePr>
+                  <a:graphicFrameLocks xmlns:a="http://schemas.openxmlformats.org/drawingml/2006/main"/>
+                </wp:cNvGraphicFramePr>
+                <a:graphic xmlns:a="http://schemas.openxmlformats.org/drawingml/2006/main">
+                  <a:graphicData uri="http://schemas.microsoft.com/office/word/2010/wordprocessingShape">
+                    <wps:wsp>
+                      <wps:cNvSpPr txBox="1">
+                        <a:spLocks noChangeArrowheads="1"/>
+                      </wps:cNvSpPr>
+                      <wps:spPr bwMode="auto">
+                        <a:xfrm>
+                          <a:off x="0" y="0"/>
+                          <a:ext cx="1000125" cy="304800"/>
+                        </a:xfrm>
+                        <a:prstGeom prst="rect">
+                          <a:avLst/>
+                        </a:prstGeom>
+                        <a:noFill/>
+                        <a:ln w="9525">
+                          <a:noFill/>
+                          <a:miter lim="800000"/>
+                          <a:headEnd/>
+                          <a:tailEnd/>
+                        </a:ln>
+                      </wps:spPr>
+                      <wps:txbx>
+                        <w:txbxContent>
+                          <w:p>
+                            <w:pPr>
+                              <w:rPr>
+                                <w:lang w:val="en-GB"/>
+                              </w:rPr>
+                            </w:pPr>
+                            <w:r>
+                              <w:rPr>
+                                <w:sz w:val="22"/>
+                                <w:szCs w:val="22"/>
+                                <w:lang w:val="en-GB"/>
+                              </w:rPr>
+                              <w:t>6</w:t>
+                            </w:r>
+                            <w:r>
+                              <w:rPr>
+                                <w:sz w:val="22"/>
+                                <w:szCs w:val="22"/>
+                                <w:lang w:val="en-GB"/>
+                              </w:rPr>
+                              <w:t>7</w:t>
+                            </w:r>
+                            <w:r>
+                              <w:rPr>
+                                <w:sz w:val="22"/>
+                                <w:szCs w:val="22"/>
+                                <w:lang w:val="en-GB"/>
+                              </w:rPr>
+                              <w:t>°</w:t>
+                            </w:r>
+                            <w:r>
+                              <w:rPr>
+                                <w:sz w:val="22"/>
+                                <w:szCs w:val="22"/>
+                                <w:lang w:val="en-GB"/>
+                              </w:rPr>
+                              <w:t>16</w:t>
+                            </w:r>
+                            <w:r>
+                              <w:rPr>
+                                <w:sz w:val="22"/>
+                                <w:szCs w:val="22"/>
+                                <w:lang w:val="en-GB"/>
+                              </w:rPr>
+                              <w:t>”</w:t>
+                            </w:r>
+                            <w:r>
+                              <w:rPr>
+                                <w:sz w:val="22"/>
+                                <w:szCs w:val="22"/>
+                                <w:lang w:val="en-GB"/>
+                              </w:rPr>
+                              <w:t>01</w:t>
+                            </w:r>
+                            <w:r>
+                              <w:rPr>
+                                <w:sz w:val="22"/>
+                                <w:szCs w:val="22"/>
+                                <w:lang w:val="en-GB"/>
+                              </w:rPr>
+                              <w:t>’N</w:t>
+                            </w:r>
+                          </w:p>
+                        </w:txbxContent>
+                      </wps:txbx>
+                      <wps:bodyPr rot="0" vert="horz" wrap="square" lIns="91440" tIns="45720" rIns="91440" bIns="45720" anchor="t" anchorCtr="0">
+                        <a:noAutofit/>
+                      </wps:bodyPr>
+                    </wps:wsp>
+                  </a:graphicData>
+                </a:graphic>
+                <wp14:sizeRelH relativeFrom="margin">
+                  <wp14:pctWidth>0</wp14:pctWidth>
+                </wp14:sizeRelH>
+                <wp14:sizeRelV relativeFrom="margin">
+                  <wp14:pctHeight>0</wp14:pctHeight>
+                </wp14:sizeRelV>
+              </wp:anchor>
+            </w:drawing>
+          </mc:Choice>
+          <mc:Fallback>
+            <w:pict>
+              <v:shapetype w14:anchorId="59B7015B" id="_x0000_t202" coordsize="21600,21600" o:spt="202" path="m,l,21600r21600,l21600,xe">
+                <v:stroke joinstyle="miter"/>
+                <v:path gradientshapeok="t" o:connecttype="rect"/>
+              </v:shapetype>
+              <v:shape id="Text Box 2" o:spid="_x0000_s1026" type="#_x0000_t202" style="position:absolute;margin-left:90.55pt;margin-top:539.8pt;width:78.75pt;height:24pt;z-index:251650560;visibility:visible;mso-wrap-style:square;mso-width-percent:0;mso-height-percent:0;mso-wrap-distance-left:9pt;mso-wrap-distance-top:3.6pt;mso-wrap-distance-right:9pt;mso-wrap-distance-bottom:3.6pt;mso-position-horizontal:absolute;mso-position-horizontal-relative:text;mso-position-vertical:absolute;mso-position-vertical-relative:text;mso-width-percent:0;mso-height-percent:0;mso-width-relative:margin;mso-height-relative:margin;v-text-anchor:top" o:gfxdata="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" filled="f" stroked="f">
+                <v:textbox>
+                  <w:txbxContent>
+                    <w:p>
+                      <w:pPr>
+                        <w:rPr>
+                          <w:lang w:val="en-GB"/>
+                        </w:rPr>
+                      </w:pPr>
+                      <w:r>
+                        <w:rPr>
+                          <w:sz w:val="22"/>
+                          <w:szCs w:val="22"/>
+                          <w:lang w:val="en-GB"/>
+                        </w:rPr>
+                        <w:t>6</w:t>
+                      </w:r>
+                      <w:r>
+                        <w:rPr>
+                          <w:sz w:val="22"/>
+                          <w:szCs w:val="22"/>
+                          <w:lang w:val="en-GB"/>
+                        </w:rPr>
+                        <w:t>7</w:t>
+                      </w:r>
+                      <w:r>
+                        <w:rPr>
+                          <w:sz w:val="22"/>
+                          <w:szCs w:val="22"/>
+                          <w:lang w:val="en-GB"/>
+                        </w:rPr>
+                        <w:t>°</w:t>
+                      </w:r>
+                      <w:r>
+                        <w:rPr>
+                          <w:sz w:val="22"/>
+                          <w:szCs w:val="22"/>
+                          <w:lang w:val="en-GB"/>
+                        </w:rPr>
+                        <w:t>16</w:t>
+                      </w:r>
+                      <w:r>
+                        <w:rPr>
+                          <w:sz w:val="22"/>
+                          <w:szCs w:val="22"/>
+                          <w:lang w:val="en-GB"/>
+                        </w:rPr>
+                        <w:t>”</w:t>
+                      </w:r>
+                      <w:r>
+                        <w:rPr>
+                          <w:sz w:val="22"/>
+                          <w:szCs w:val="22"/>
+                          <w:lang w:val="en-GB"/>
+                        </w:rPr>
+                        <w:t>01</w:t>
+                      </w:r>
+                      <w:r>
+                        <w:rPr>
+                          <w:sz w:val="22"/>
+                          <w:szCs w:val="22"/>
+                          <w:lang w:val="en-GB"/>
+                        </w:rPr>
+                        <w:t>’N</w:t>
+                      </w:r>
+                    </w:p>
+                  </w:txbxContent>
+                </v:textbox>
+                <w10:wrap type="square"/>
+              </v:shape>
+            </w:pict>
+          </mc:Fallback>
+        </mc:AlternateContent>
+      </w:r>
+      <w:r>
+        <w:rPr>
+          <w:noProof/>
+        </w:rPr>
+        <mc:AlternateContent>
+          <mc:Choice Requires="wps">
+            <w:drawing>
+              <wp:anchor distT="45720" distB="45720" distL="114300" distR="114300" simplePos="0" relativeHeight="251653632" behindDoc="0" locked="0" layoutInCell="1" allowOverlap="1" wp14:anchorId="585F1C3A" wp14:editId="4672D40C">
+                <wp:simplePos x="0" y="0"/>
+                <wp:positionH relativeFrom="margin">
+                  <wp:posOffset>1159832</wp:posOffset>
+                </wp:positionH>
+                <wp:positionV relativeFrom="paragraph">
+                  <wp:posOffset>7123591</wp:posOffset>
+                </wp:positionV>
+                <wp:extent cx="982345" cy="304800"/>
+                <wp:effectExtent l="0" t="0" r="0" b="0"/>
+                <wp:wrapSquare wrapText="bothSides"/>
+                <wp:docPr id="664860407" name="Text Box 2"/>
+                <wp:cNvGraphicFramePr>
+                  <a:graphicFrameLocks xmlns:a="http://schemas.openxmlformats.org/drawingml/2006/main"/>
+                </wp:cNvGraphicFramePr>
+                <a:graphic xmlns:a="http://schemas.openxmlformats.org/drawingml/2006/main">
+                  <a:graphicData uri="http://schemas.microsoft.com/office/word/2010/wordprocessingShape">
+                    <wps:wsp>
+                      <wps:cNvSpPr txBox="1">
+                        <a:spLocks noChangeArrowheads="1"/>
+                      </wps:cNvSpPr>
+                      <wps:spPr bwMode="auto">
+                        <a:xfrm>
+                          <a:off x="0" y="0"/>
+                          <a:ext cx="982345" cy="304800"/>
+                        </a:xfrm>
+                        <a:prstGeom prst="rect">
+                          <a:avLst/>
+                        </a:prstGeom>
+                        <a:noFill/>
+                        <a:ln w="9525">
+                          <a:noFill/>
+                          <a:miter lim="800000"/>
+                          <a:headEnd/>
+                          <a:tailEnd/>
+                        </a:ln>
+                      </wps:spPr>
+                      <wps:txbx>
+                        <w:txbxContent>
+                          <w:p>
+                            <w:pPr>
+                              <w:rPr>
+                                <w:sz w:val="22"/>
+                                <w:szCs w:val="22"/>
+                                <w:lang w:val="en-GB"/>
+                              </w:rPr>
+                            </w:pPr>
+                            <w:r>
+                              <w:rPr>
+                                <w:sz w:val="22"/>
+                                <w:szCs w:val="22"/>
+                                <w:lang w:val="en-GB"/>
+                              </w:rPr>
+                              <w:t>14</w:t>
+                            </w:r>
+                            <w:r>
+                              <w:rPr>
+                                <w:sz w:val="22"/>
+                                <w:szCs w:val="22"/>
+                                <w:lang w:val="en-GB"/>
+                              </w:rPr>
+                              <w:t>°</w:t>
+                            </w:r>
+                            <w:r>
+                              <w:rPr>
+                                <w:sz w:val="22"/>
+                                <w:szCs w:val="22"/>
+                                <w:lang w:val="en-GB"/>
+                              </w:rPr>
+                              <w:t>20</w:t>
+                            </w:r>
+                            <w:r>
+                              <w:rPr>
+                                <w:sz w:val="22"/>
+                                <w:szCs w:val="22"/>
+                                <w:lang w:val="en-GB"/>
+                              </w:rPr>
+                              <w:t>”</w:t>
+                            </w:r>
+                            <w:r>
+                              <w:rPr>
+                                <w:sz w:val="22"/>
+                                <w:szCs w:val="22"/>
+                                <w:lang w:val="en-GB"/>
+                              </w:rPr>
+                              <w:t>07</w:t>
+                            </w:r>
+                            <w:r>
+                              <w:rPr>
+                                <w:sz w:val="22"/>
+                                <w:szCs w:val="22"/>
+                                <w:lang w:val="en-GB"/>
+                              </w:rPr>
+                              <w:t>’E</w:t>
+                            </w:r>
+                          </w:p>
+                        </w:txbxContent>
+                      </wps:txbx>
+                      <wps:bodyPr rot="0" vert="horz" wrap="square" lIns="91440" tIns="45720" rIns="91440" bIns="45720" anchor="t" anchorCtr="0">
+                        <a:noAutofit/>
+                      </wps:bodyPr>
+                    </wps:wsp>
+                  </a:graphicData>
+                </a:graphic>
+                <wp14:sizeRelH relativeFrom="margin">
+                  <wp14:pctWidth>0</wp14:pctWidth>
+                </wp14:sizeRelH>
+                <wp14:sizeRelV relativeFrom="margin">
+                  <wp14:pctHeight>0</wp14:pctHeight>
+                </wp14:sizeRelV>
+              </wp:anchor>
+            </w:drawing>
+          </mc:Choice>
+          <mc:Fallback>
+            <w:pict>
+              <v:shape w14:anchorId="585F1C3A" id="_x0000_s1027" type="#_x0000_t202" style="position:absolute;margin-left:91.35pt;margin-top:560.9pt;width:77.35pt;height:24pt;z-index:251653632;visibility:visible;mso-wrap-style:square;mso-width-percent:0;mso-height-percent:0;mso-wrap-distance-left:9pt;mso-wrap-distance-top:3.6pt;mso-wrap-distance-right:9pt;mso-wrap-distance-bottom:3.6pt;mso-position-horizontal:absolute;mso-position-horizontal-relative:margin;mso-position-vertical:absolute;mso-position-vertical-relative:text;mso-width-percent:0;mso-height-percent:0;mso-width-relative:margin;mso-height-relative:margin;v-text-anchor:top" o:gfxdata="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" filled="f" stroked="f">
+                <v:textbox>
+                  <w:txbxContent>
+                    <w:p>
+                      <w:pPr>
+                        <w:rPr>
+                          <w:sz w:val="22"/>
+                          <w:szCs w:val="22"/>
+                          <w:lang w:val="en-GB"/>
+                        </w:rPr>
+                      </w:pPr>
+                      <w:r>
+                        <w:rPr>
+                          <w:sz w:val="22"/>
+                          <w:szCs w:val="22"/>
+                          <w:lang w:val="en-GB"/>
+                        </w:rPr>
+                        <w:t>14</w:t>
+                      </w:r>
+                      <w:r>
+                        <w:rPr>
+                          <w:sz w:val="22"/>
+                          <w:szCs w:val="22"/>
+                          <w:lang w:val="en-GB"/>
+                        </w:rPr>
+                        <w:t>°</w:t>
+                      </w:r>
+                      <w:r>
+                        <w:rPr>
+                          <w:sz w:val="22"/>
+                          <w:szCs w:val="22"/>
+                          <w:lang w:val="en-GB"/>
+                        </w:rPr>
+                        <w:t>20</w:t>
+                      </w:r>
+                      <w:r>
+                        <w:rPr>
+                          <w:sz w:val="22"/>
+                          <w:szCs w:val="22"/>
+                          <w:lang w:val="en-GB"/>
+                        </w:rPr>
+                        <w:t>”</w:t>
+                      </w:r>
+                      <w:r>
+                        <w:rPr>
+                          <w:sz w:val="22"/>
+                          <w:szCs w:val="22"/>
+                          <w:lang w:val="en-GB"/>
+                        </w:rPr>
+                        <w:t>07</w:t>
+                      </w:r>
+                      <w:r>
+                        <w:rPr>
+                          <w:sz w:val="22"/>
+                          <w:szCs w:val="22"/>
+                          <w:lang w:val="en-GB"/>
+                        </w:rPr>
+                        <w:t>’E</w:t>
+                      </w:r>
+                    </w:p>
+                  </w:txbxContent>
+                </v:textbox>
+                <w10:wrap type="square" anchorx="margin"/>
+              </v:shape>
+            </w:pict>
+          </mc:Fallback>
+        </mc:AlternateContent>
+      </w:r>
+      <w:r>
+        <w:rPr>
+          <w:noProof/>
+        </w:rPr>
+        <mc:AlternateContent>
+          <mc:Choice Requires="wps">
+            <w:drawing>
+              <wp:anchor distT="45720" distB="45720" distL="114300" distR="114300" simplePos="0" relativeHeight="251676160" behindDoc="0" locked="0" layoutInCell="1" allowOverlap="1" wp14:anchorId="7475BFA9" wp14:editId="3AC8068F">
+                <wp:simplePos x="0" y="0"/>
+                <wp:positionH relativeFrom="column">
+                  <wp:posOffset>2220595</wp:posOffset>
+                </wp:positionH>
+                <wp:positionV relativeFrom="paragraph">
+                  <wp:posOffset>7123430</wp:posOffset>
+                </wp:positionV>
+                <wp:extent cx="541020" cy="304800"/>
+                <wp:effectExtent l="0" t="0" r="0" b="0"/>
+                <wp:wrapSquare wrapText="bothSides"/>
+                <wp:docPr id="394538910" name="Text Box 2"/>
+                <wp:cNvGraphicFramePr>
+                  <a:graphicFrameLocks xmlns:a="http://schemas.openxmlformats.org/drawingml/2006/main"/>
+                </wp:cNvGraphicFramePr>
+                <a:graphic xmlns:a="http://schemas.openxmlformats.org/drawingml/2006/main">
+                  <a:graphicData uri="http://schemas.microsoft.com/office/word/2010/wordprocessingShape">
+                    <wps:wsp>
+                      <wps:cNvSpPr txBox="1">
+                        <a:spLocks noChangeArrowheads="1"/>
+                      </wps:cNvSpPr>
+                      <wps:spPr bwMode="auto">
+                        <a:xfrm>
+                          <a:off x="0" y="0"/>
+                          <a:ext cx="541020" cy="304800"/>
+                        </a:xfrm>
+                        <a:prstGeom prst="rect">
+                          <a:avLst/>
+                        </a:prstGeom>
+                        <a:noFill/>
+                        <a:ln w="9525">
+                          <a:noFill/>
+                          <a:miter lim="800000"/>
+                          <a:headEnd/>
+                          <a:tailEnd/>
+                        </a:ln>
+                      </wps:spPr>
+                      <wps:txbx>
+                        <w:txbxContent>
+                          <w:p>
+                            <w:pPr>
+                              <w:rPr>
+                                <w:sz w:val="22"/>
+                                <w:szCs w:val="22"/>
+                                <w:lang w:val="en-GB"/>
+                              </w:rPr>
+                            </w:pPr>
+                            <w:r>
+                              <w:rPr>
+                                <w:sz w:val="22"/>
+                                <w:szCs w:val="22"/>
+                                <w:lang w:val="en-GB"/>
+                              </w:rPr>
+                              <w:t>41</w:t>
+                            </w:r>
+                            <w:r>
+                              <w:rPr>
+                                <w:sz w:val="22"/>
+                                <w:szCs w:val="22"/>
+                                <w:lang w:val="en-GB"/>
+                              </w:rPr>
+                              <w:t xml:space="preserve"> ft</w:t>
+                            </w:r>
+                          </w:p>
+                        </w:txbxContent>
+                      </wps:txbx>
+                      <wps:bodyPr rot="0" vert="horz" wrap="square" lIns="91440" tIns="45720" rIns="91440" bIns="45720" anchor="t" anchorCtr="0">
+                        <a:noAutofit/>
+                      </wps:bodyPr>
+                    </wps:wsp>
+                  </a:graphicData>
+                </a:graphic>
+                <wp14:sizeRelH relativeFrom="margin">
+                  <wp14:pctWidth>0</wp14:pctWidth>
+                </wp14:sizeRelH>
+                <wp14:sizeRelV relativeFrom="margin">
+                  <wp14:pctHeight>0</wp14:pctHeight>
+                </wp14:sizeRelV>
+              </wp:anchor>
+            </w:drawing>
+          </mc:Choice>
+          <mc:Fallback>
+            <w:pict>
+              <v:shape w14:anchorId="7475BFA9" id="_x0000_s1028" type="#_x0000_t202" style="position:absolute;margin-left:174.85pt;margin-top:560.9pt;width:42.6pt;height:24pt;z-index:251676160;visibility:visible;mso-wrap-style:square;mso-width-percent:0;mso-height-percent:0;mso-wrap-distance-left:9pt;mso-wrap-distance-top:3.6pt;mso-wrap-distance-right:9pt;mso-wrap-distance-bottom:3.6pt;mso-position-horizontal:absolute;mso-position-horizontal-relative:text;mso-position-vertical:absolute;mso-position-vertical-relative:text;mso-width-percent:0;mso-height-percent:0;mso-width-relative:margin;mso-height-relative:margin;v-text-anchor:top" o:gfxdata="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" filled="f" stroked="f">
+                <v:textbox>
+                  <w:txbxContent>
+                    <w:p>
+                      <w:pPr>
+                        <w:rPr>
+                          <w:sz w:val="22"/>
+                          <w:szCs w:val="22"/>
+                          <w:lang w:val="en-GB"/>
+                        </w:rPr>
+                      </w:pPr>
+                      <w:r>
+                        <w:rPr>
+                          <w:sz w:val="22"/>
+                          <w:szCs w:val="22"/>
+                          <w:lang w:val="en-GB"/>
+                        </w:rPr>
+                        <w:t>41</w:t>
+                      </w:r>
+                      <w:r>
+                        <w:rPr>
+                          <w:sz w:val="22"/>
+                          <w:szCs w:val="22"/>
+                          <w:lang w:val="en-GB"/>
+                        </w:rPr>
+                        <w:t xml:space="preserve"> ft</w:t>
+                      </w:r>
+                    </w:p>
+                  </w:txbxContent>
+                </v:textbox>
+                <w10:wrap type="square"/>
+              </v:shape>
+            </w:pict>
+          </mc:Fallback>
+        </mc:AlternateContent>
+      </w:r>
+      <w:r>
+        <w:rPr>
+          <w:noProof/>
+        </w:rPr>
+        <mc:AlternateContent>
+          <mc:Choice Requires="wps">
+            <w:drawing>
+              <wp:anchor distT="45720" distB="45720" distL="114300" distR="114300" simplePos="0" relativeHeight="251666944" behindDoc="0" locked="0" layoutInCell="1" allowOverlap="1" wp14:anchorId="4EC02777" wp14:editId="63985BF0">
+                <wp:simplePos x="0" y="0"/>
+                <wp:positionH relativeFrom="column">
+                  <wp:posOffset>3906530</wp:posOffset>
+                </wp:positionH>
+                <wp:positionV relativeFrom="paragraph">
+                  <wp:posOffset>6859744</wp:posOffset>
+                </wp:positionV>
+                <wp:extent cx="681990" cy="304800"/>
+                <wp:effectExtent l="0" t="0" r="0" b="0"/>
+                <wp:wrapSquare wrapText="bothSides"/>
+                <wp:docPr id="1972111899" name="Text Box 2"/>
+                <wp:cNvGraphicFramePr>
+                  <a:graphicFrameLocks xmlns:a="http://schemas.openxmlformats.org/drawingml/2006/main"/>
+                </wp:cNvGraphicFramePr>
+                <a:graphic xmlns:a="http://schemas.openxmlformats.org/drawingml/2006/main">
+                  <a:graphicData uri="http://schemas.microsoft.com/office/word/2010/wordprocessingShape">
+                    <wps:wsp>
+                      <wps:cNvSpPr txBox="1">
+                        <a:spLocks noChangeArrowheads="1"/>
+                      </wps:cNvSpPr>
+                      <wps:spPr bwMode="auto">
+                        <a:xfrm>
+                          <a:off x="0" y="0"/>
+                          <a:ext cx="681990" cy="304800"/>
+                        </a:xfrm>
+                        <a:prstGeom prst="rect">
+                          <a:avLst/>
+                        </a:prstGeom>
+                        <a:noFill/>
+                        <a:ln w="9525">
+                          <a:noFill/>
+                          <a:miter lim="800000"/>
+                          <a:headEnd/>
+                          <a:tailEnd/>
+                        </a:ln>
+                      </wps:spPr>
+                      <wps:txbx>
+                        <w:txbxContent>
+                          <w:p>
+                            <w:pPr>
+                              <w:rPr>
+                                <w:sz w:val="22"/>
+                                <w:szCs w:val="22"/>
+                                <w:lang w:val="en-GB"/>
+                              </w:rPr>
+                            </w:pPr>
+                            <w:r>
+                              <w:rPr>
+                                <w:sz w:val="22"/>
+                                <w:szCs w:val="22"/>
+                                <w:lang w:val="en-GB"/>
+                              </w:rPr>
+                              <w:t>2626</w:t>
+                            </w:r>
+                            <w:r>
+                              <w:rPr>
+                                <w:sz w:val="22"/>
+                                <w:szCs w:val="22"/>
+                                <w:lang w:val="en-GB"/>
+                              </w:rPr>
+                              <w:t xml:space="preserve"> </w:t>
+                            </w:r>
+                            <w:r>
+                              <w:rPr>
+                                <w:sz w:val="22"/>
+                                <w:szCs w:val="22"/>
+                                <w:lang w:val="en-GB"/>
+                              </w:rPr>
+                              <w:t>m</w:t>
+                            </w:r>
+                          </w:p>
+                        </w:txbxContent>
+                      </wps:txbx>
+                      <wps:bodyPr rot="0" vert="horz" wrap="square" lIns="91440" tIns="45720" rIns="91440" bIns="45720" anchor="t" anchorCtr="0">
+                        <a:noAutofit/>
+                      </wps:bodyPr>
+                    </wps:wsp>
+                  </a:graphicData>
+                </a:graphic>
+                <wp14:sizeRelH relativeFrom="margin">
+                  <wp14:pctWidth>0</wp14:pctWidth>
+                </wp14:sizeRelH>
+                <wp14:sizeRelV relativeFrom="margin">
+                  <wp14:pctHeight>0</wp14:pctHeight>
+                </wp14:sizeRelV>
+              </wp:anchor>
+            </w:drawing>
+          </mc:Choice>
+          <mc:Fallback>
+            <w:pict>
+              <v:shape w14:anchorId="4EC02777" id="_x0000_s1029" type="#_x0000_t202" style="position:absolute;margin-left:307.6pt;margin-top:540.15pt;width:53.7pt;height:24pt;z-index:251666944;visibility:visible;mso-wrap-style:square;mso-width-percent:0;mso-height-percent:0;mso-wrap-distance-left:9pt;mso-wrap-distance-top:3.6pt;mso-wrap-distance-right:9pt;mso-wrap-distance-bottom:3.6pt;mso-position-horizontal:absolute;mso-position-horizontal-relative:text;mso-position-vertical:absolute;mso-position-vertical-relative:text;mso-width-percent:0;mso-height-percent:0;mso-width-relative:margin;mso-height-relative:margin;v-text-anchor:top" o:gfxdata="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" filled="f" stroked="f">
+                <v:textbox>
+                  <w:txbxContent>
+                    <w:p>
+                      <w:pPr>
+                        <w:rPr>
+                          <w:sz w:val="22"/>
+                          <w:szCs w:val="22"/>
+                          <w:lang w:val="en-GB"/>
+                        </w:rPr>
+                      </w:pPr>
+                      <w:r>
+                        <w:rPr>
+                          <w:sz w:val="22"/>
+                          <w:szCs w:val="22"/>
+                          <w:lang w:val="en-GB"/>
+                        </w:rPr>
+                        <w:t>2626</w:t>
+                      </w:r>
+                      <w:r>
+                        <w:rPr>
+                          <w:sz w:val="22"/>
+                          <w:szCs w:val="22"/>
+                          <w:lang w:val="en-GB"/>
+                        </w:rPr>
+                        <w:t xml:space="preserve"> </w:t>
+                      </w:r>
+                      <w:r>
+                        <w:rPr>
+                          <w:sz w:val="22"/>
+                          <w:szCs w:val="22"/>
+                          <w:lang w:val="en-GB"/>
+                        </w:rPr>
+                        <w:t>m</w:t>
+                      </w:r>
+                    </w:p>
+                  </w:txbxContent>
+                </v:textbox>
+                <w10:wrap type="square"/>
+              </v:shape>
+            </w:pict>
+          </mc:Fallback>
+        </mc:AlternateContent>
+      </w:r>
+      <w:r>
+        <w:rPr>
+          <w:noProof/>
+        </w:rPr>
+        <mc:AlternateContent>
+          <mc:Choice Requires="wps">
+            <w:drawing>
+              <wp:anchor distT="45720" distB="45720" distL="114300" distR="114300" simplePos="0" relativeHeight="251702784" behindDoc="0" locked="0" layoutInCell="1" allowOverlap="1" wp14:anchorId="0EB52171" wp14:editId="21DBE4F2">
+                <wp:simplePos x="0" y="0"/>
+                <wp:positionH relativeFrom="column">
+                  <wp:posOffset>4738370</wp:posOffset>
+                </wp:positionH>
+                <wp:positionV relativeFrom="paragraph">
+                  <wp:posOffset>7119307</wp:posOffset>
+                </wp:positionV>
+                <wp:extent cx="710565" cy="304800"/>
+                <wp:effectExtent l="0" t="0" r="0" b="0"/>
+                <wp:wrapSquare wrapText="bothSides"/>
+                <wp:docPr id="221986558" name="Text Box 2"/>
+                <wp:cNvGraphicFramePr>
+                  <a:graphicFrameLocks xmlns:a="http://schemas.openxmlformats.org/drawingml/2006/main"/>
+                </wp:cNvGraphicFramePr>
+                <a:graphic xmlns:a="http://schemas.openxmlformats.org/drawingml/2006/main">
+                  <a:graphicData uri="http://schemas.microsoft.com/office/word/2010/wordprocessingShape">
+                    <wps:wsp>
+                      <wps:cNvSpPr txBox="1">
+                        <a:spLocks noChangeArrowheads="1"/>
+                      </wps:cNvSpPr>
+                      <wps:spPr bwMode="auto">
+                        <a:xfrm>
+                          <a:off x="0" y="0"/>
+                          <a:ext cx="710565" cy="304800"/>
+                        </a:xfrm>
+                        <a:prstGeom prst="rect">
+                          <a:avLst/>
+                        </a:prstGeom>
+                        <a:noFill/>
+                        <a:ln w="9525">
+                          <a:noFill/>
+                          <a:miter lim="800000"/>
+                          <a:headEnd/>
+                          <a:tailEnd/>
+                        </a:ln>
+                      </wps:spPr>
+                      <wps:txbx>
+                        <w:txbxContent>
+                          <w:p>
+                            <w:pPr>
+                              <w:rPr>
+                                <w:sz w:val="22"/>
+                                <w:szCs w:val="22"/>
+                                <w:lang w:val="en-GB"/>
+                              </w:rPr>
+                            </w:pPr>
+                            <w:r>
+                              <w:rPr>
+                                <w:sz w:val="22"/>
+                                <w:szCs w:val="22"/>
+                                <w:lang w:val="en-GB"/>
+                              </w:rPr>
+                              <w:t>108.70</w:t>
+                            </w:r>
+                          </w:p>
+                        </w:txbxContent>
+                      </wps:txbx>
+                      <wps:bodyPr rot="0" vert="horz" wrap="square" lIns="91440" tIns="45720" rIns="91440" bIns="45720" anchor="t" anchorCtr="0">
+                        <a:noAutofit/>
+                      </wps:bodyPr>
+                    </wps:wsp>
+                  </a:graphicData>
+                </a:graphic>
+                <wp14:sizeRelH relativeFrom="margin">
+                  <wp14:pctWidth>0</wp14:pctWidth>
+                </wp14:sizeRelH>
+                <wp14:sizeRelV relativeFrom="margin">
+                  <wp14:pctHeight>0</wp14:pctHeight>
+                </wp14:sizeRelV>
+              </wp:anchor>
+            </w:drawing>
+          </mc:Choice>
+          <mc:Fallback>
+            <w:pict>
+              <v:shape w14:anchorId="0EB52171" id="_x0000_s1030" type="#_x0000_t202" style="position:absolute;margin-left:373.1pt;margin-top:560.6pt;width:55.95pt;height:24pt;z-index:251702784;visibility:visible;mso-wrap-style:square;mso-width-percent:0;mso-height-percent:0;mso-wrap-distance-left:9pt;mso-wrap-distance-top:3.6pt;mso-wrap-distance-right:9pt;mso-wrap-distance-bottom:3.6pt;mso-position-horizontal:absolute;mso-position-horizontal-relative:text;mso-position-vertical:absolute;mso-position-vertical-relative:text;mso-width-percent:0;mso-height-percent:0;mso-width-relative:margin;mso-height-relative:margin;v-text-anchor:top" o:gfxdata="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" filled="f" stroked="f">
+                <v:textbox>
+                  <w:txbxContent>
+                    <w:p>
+                      <w:pPr>
+                        <w:rPr>
+                          <w:sz w:val="22"/>
+                          <w:szCs w:val="22"/>
+                          <w:lang w:val="en-GB"/>
+                        </w:rPr>
+                      </w:pPr>
+                      <w:r>
+                        <w:rPr>
+                          <w:sz w:val="22"/>
+                          <w:szCs w:val="22"/>
+                          <w:lang w:val="en-GB"/>
+                        </w:rPr>
+                        <w:t>108.70</w:t>
+                      </w:r>
+                    </w:p>
+                  </w:txbxContent>
+                </v:textbox>
+                <w10:wrap type="square"/>
+              </v:shape>
+            </w:pict>
+          </mc:Fallback>
+        </mc:AlternateContent>
+      </w:r>
+      <w:r>
+        <w:rPr>
+          <w:noProof/>
+        </w:rPr>
+        <mc:AlternateContent>
+          <mc:Choice Requires="wps">
+            <w:drawing>
+              <wp:anchor distT="45720" distB="45720" distL="114300" distR="114300" simplePos="0" relativeHeight="251710976" behindDoc="0" locked="0" layoutInCell="1" allowOverlap="1" wp14:anchorId="1C6BF6C2" wp14:editId="6AC4461A">
+                <wp:simplePos x="0" y="0"/>
+                <wp:positionH relativeFrom="column">
+                  <wp:posOffset>4886789</wp:posOffset>
+                </wp:positionH>
+                <wp:positionV relativeFrom="paragraph">
+                  <wp:posOffset>7709071</wp:posOffset>
+                </wp:positionV>
+                <wp:extent cx="710565" cy="304800"/>
+                <wp:effectExtent l="0" t="0" r="0" b="0"/>
+                <wp:wrapSquare wrapText="bothSides"/>
+                <wp:docPr id="412579469" name="Text Box 2"/>
+                <wp:cNvGraphicFramePr>
+                  <a:graphicFrameLocks xmlns:a="http://schemas.openxmlformats.org/drawingml/2006/main"/>
+                </wp:cNvGraphicFramePr>
+                <a:graphic xmlns:a="http://schemas.openxmlformats.org/drawingml/2006/main">
+                  <a:graphicData uri="http://schemas.microsoft.com/office/word/2010/wordprocessingShape">
+                    <wps:wsp>
+                      <wps:cNvSpPr txBox="1">
+                        <a:spLocks noChangeArrowheads="1"/>
+                      </wps:cNvSpPr>
+                      <wps:spPr bwMode="auto">
+                        <a:xfrm>
+                          <a:off x="0" y="0"/>
+                          <a:ext cx="710565" cy="304800"/>
+                        </a:xfrm>
+                        <a:prstGeom prst="rect">
+                          <a:avLst/>
+                        </a:prstGeom>
+                        <a:noFill/>
+                        <a:ln w="9525">
+                          <a:noFill/>
+                          <a:miter lim="800000"/>
+                          <a:headEnd/>
+                          <a:tailEnd/>
+                        </a:ln>
+                      </wps:spPr>
+                      <wps:txbx>
+                        <w:txbxContent>
+                          <w:p>
+                            <w:pPr>
+                              <w:rPr>
+                                <w:sz w:val="22"/>
+                                <w:szCs w:val="22"/>
+                                <w:lang w:val="en-GB"/>
+                              </w:rPr>
+                            </w:pPr>
+                            <w:r>
+                              <w:rPr>
+                                <w:sz w:val="22"/>
+                                <w:szCs w:val="22"/>
+                                <w:lang w:val="en-GB"/>
+                              </w:rPr>
+                              <w:t>45X</w:t>
+                            </w:r>
+                          </w:p>
+                        </w:txbxContent>
+                      </wps:txbx>
+                      <wps:bodyPr rot="0" vert="horz" wrap="square" lIns="91440" tIns="45720" rIns="91440" bIns="45720" anchor="t" anchorCtr="0">
+                        <a:noAutofit/>
+                      </wps:bodyPr>
+                    </wps:wsp>
+                  </a:graphicData>
+                </a:graphic>
+                <wp14:sizeRelH relativeFrom="margin">
+                  <wp14:pctWidth>0</wp14:pctWidth>
+                </wp14:sizeRelH>
+                <wp14:sizeRelV relativeFrom="margin">
+                  <wp14:pctHeight>0</wp14:pctHeight>
+                </wp14:sizeRelV>
+              </wp:anchor>
+            </w:drawing>
+          </mc:Choice>
+          <mc:Fallback>
+            <w:pict>
+              <v:shape w14:anchorId="1C6BF6C2" id="_x0000_s1031" type="#_x0000_t202" style="position:absolute;margin-left:384.8pt;margin-top:607pt;width:55.95pt;height:24pt;z-index:251710976;visibility:visible;mso-wrap-style:square;mso-width-percent:0;mso-height-percent:0;mso-wrap-distance-left:9pt;mso-wrap-distance-top:3.6pt;mso-wrap-distance-right:9pt;mso-wrap-distance-bottom:3.6pt;mso-position-horizontal:absolute;mso-position-horizontal-relative:text;mso-position-vertical:absolute;mso-position-vertical-relative:text;mso-width-percent:0;mso-height-percent:0;mso-width-relative:margin;mso-height-relative:margin;v-text-anchor:top" o:gfxdata="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" filled="f" stroked="f">
+                <v:textbox>
+                  <w:txbxContent>
+                    <w:p>
+                      <w:pPr>
+                        <w:rPr>
+                          <w:sz w:val="22"/>
+                          <w:szCs w:val="22"/>
+                          <w:lang w:val="en-GB"/>
+                        </w:rPr>
+                      </w:pPr>
+                      <w:r>
+                        <w:rPr>
+                          <w:sz w:val="22"/>
+                          <w:szCs w:val="22"/>
+                          <w:lang w:val="en-GB"/>
+                        </w:rPr>
+                        <w:t>45X</w:t>
+                      </w:r>
+                    </w:p>
+                  </w:txbxContent>
+                </v:textbox>
+                <w10:wrap type="square"/>
+              </v:shape>
+            </w:pict>
+          </mc:Fallback>
+        </mc:AlternateContent>
+      </w:r>
+      <w:r>
+        <w:rPr>
+          <w:noProof/>
+        </w:rPr>
+        <mc:AlternateContent>
+          <mc:Choice Requires="wps">
+            <w:drawing>
+              <wp:anchor distT="45720" distB="45720" distL="114300" distR="114300" simplePos="0" relativeHeight="251671040" behindDoc="0" locked="0" layoutInCell="1" allowOverlap="1" wp14:anchorId="5E01B8FE" wp14:editId="14598A09">
+                <wp:simplePos x="0" y="0"/>
+                <wp:positionH relativeFrom="column">
+                  <wp:posOffset>3915400</wp:posOffset>
+                </wp:positionH>
+                <wp:positionV relativeFrom="paragraph">
+                  <wp:posOffset>7117696</wp:posOffset>
+                </wp:positionV>
+                <wp:extent cx="710565" cy="304800"/>
+                <wp:effectExtent l="0" t="0" r="0" b="0"/>
+                <wp:wrapSquare wrapText="bothSides"/>
+                <wp:docPr id="1109470995" name="Text Box 2"/>
+                <wp:cNvGraphicFramePr>
+                  <a:graphicFrameLocks xmlns:a="http://schemas.openxmlformats.org/drawingml/2006/main"/>
+                </wp:cNvGraphicFramePr>
+                <a:graphic xmlns:a="http://schemas.openxmlformats.org/drawingml/2006/main">
+                  <a:graphicData uri="http://schemas.microsoft.com/office/word/2010/wordprocessingShape">
+                    <wps:wsp>
+                      <wps:cNvSpPr txBox="1">
+                        <a:spLocks noChangeArrowheads="1"/>
+                      </wps:cNvSpPr>
+                      <wps:spPr bwMode="auto">
+                        <a:xfrm>
+                          <a:off x="0" y="0"/>
+                          <a:ext cx="710565" cy="304800"/>
+                        </a:xfrm>
+                        <a:prstGeom prst="rect">
+                          <a:avLst/>
+                        </a:prstGeom>
+                        <a:noFill/>
+                        <a:ln w="9525">
+                          <a:noFill/>
+                          <a:miter lim="800000"/>
+                          <a:headEnd/>
+                          <a:tailEnd/>
+                        </a:ln>
+                      </wps:spPr>
+                      <wps:txbx>
+                        <w:txbxContent>
+                          <w:p>
+                            <w:pPr>
+                              <w:rPr>
+                                <w:sz w:val="22"/>
+                                <w:szCs w:val="22"/>
+                                <w:lang w:val="en-GB"/>
+                              </w:rPr>
+                            </w:pPr>
+                            <w:r>
+                              <w:rPr>
+                                <w:sz w:val="22"/>
+                                <w:szCs w:val="22"/>
+                                <w:lang w:val="en-GB"/>
+                              </w:rPr>
+                              <w:t>2626</w:t>
+                            </w:r>
+                            <w:r>
+                              <w:rPr>
+                                <w:sz w:val="22"/>
+                                <w:szCs w:val="22"/>
+                                <w:lang w:val="en-GB"/>
+                              </w:rPr>
+                              <w:t xml:space="preserve"> m</w:t>
+                            </w:r>
+                          </w:p>
+                        </w:txbxContent>
+                      </wps:txbx>
+                      <wps:bodyPr rot="0" vert="horz" wrap="square" lIns="91440" tIns="45720" rIns="91440" bIns="45720" anchor="t" anchorCtr="0">
+                        <a:noAutofit/>
+                      </wps:bodyPr>
+                    </wps:wsp>
+                  </a:graphicData>
+                </a:graphic>
+                <wp14:sizeRelH relativeFrom="margin">
+                  <wp14:pctWidth>0</wp14:pctWidth>
+                </wp14:sizeRelH>
+                <wp14:sizeRelV relativeFrom="margin">
+                  <wp14:pctHeight>0</wp14:pctHeight>
+                </wp14:sizeRelV>
+              </wp:anchor>
+            </w:drawing>
+          </mc:Choice>
+          <mc:Fallback>
+            <w:pict>
+              <v:shape w14:anchorId="5E01B8FE" id="_x0000_s1032" type="#_x0000_t202" style="position:absolute;margin-left:308.3pt;margin-top:560.45pt;width:55.95pt;height:24pt;z-index:251671040;visibility:visible;mso-wrap-style:square;mso-width-percent:0;mso-height-percent:0;mso-wrap-distance-left:9pt;mso-wrap-distance-top:3.6pt;mso-wrap-distance-right:9pt;mso-wrap-distance-bottom:3.6pt;mso-position-horizontal:absolute;mso-position-horizontal-relative:text;mso-position-vertical:absolute;mso-position-vertical-relative:text;mso-width-percent:0;mso-height-percent:0;mso-width-relative:margin;mso-height-relative:margin;v-text-anchor:top" o:gfxdata="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" filled="f" stroked="f">
+                <v:textbox>
+                  <w:txbxContent>
+                    <w:p>
+                      <w:pPr>
+                        <w:rPr>
+                          <w:sz w:val="22"/>
+                          <w:szCs w:val="22"/>
+                          <w:lang w:val="en-GB"/>
+                        </w:rPr>
+                      </w:pPr>
+                      <w:r>
+                        <w:rPr>
+                          <w:sz w:val="22"/>
+                          <w:szCs w:val="22"/>
+                          <w:lang w:val="en-GB"/>
+                        </w:rPr>
+                        <w:t>2626</w:t>
+                      </w:r>
+                      <w:r>
+                        <w:rPr>
+                          <w:sz w:val="22"/>
+                          <w:szCs w:val="22"/>
+                          <w:lang w:val="en-GB"/>
+                        </w:rPr>
+                        <w:t xml:space="preserve"> m</w:t>
+                      </w:r>
+                    </w:p>
+                  </w:txbxContent>
+                </v:textbox>
+                <w10:wrap type="square"/>
+              </v:shape>
+            </w:pict>
+          </mc:Fallback>
+        </mc:AlternateContent>
+      </w:r>
+      <w:r>
+        <w:rPr>
+          <w:noProof/>
+        </w:rPr>
+        <mc:AlternateContent>
+          <mc:Choice Requires="wps">
+            <w:drawing>
+              <wp:anchor distT="45720" distB="45720" distL="114300" distR="114300" simplePos="0" relativeHeight="251661824" behindDoc="0" locked="0" layoutInCell="1" allowOverlap="1" wp14:anchorId="3A64167A" wp14:editId="0A796B20">
+                <wp:simplePos x="0" y="0"/>
+                <wp:positionH relativeFrom="margin">
+                  <wp:posOffset>3151344</wp:posOffset>
+                </wp:positionH>
+                <wp:positionV relativeFrom="paragraph">
+                  <wp:posOffset>6861659</wp:posOffset>
+                </wp:positionV>
+                <wp:extent cx="402590" cy="304800"/>
+                <wp:effectExtent l="0" t="0" r="0" b="0"/>
+                <wp:wrapSquare wrapText="bothSides"/>
+                <wp:docPr id="297082536" name="Text Box 2"/>
+                <wp:cNvGraphicFramePr>
+                  <a:graphicFrameLocks xmlns:a="http://schemas.openxmlformats.org/drawingml/2006/main"/>
+                </wp:cNvGraphicFramePr>
+                <a:graphic xmlns:a="http://schemas.openxmlformats.org/drawingml/2006/main">
+                  <a:graphicData uri="http://schemas.microsoft.com/office/word/2010/wordprocessingShape">
+                    <wps:wsp>
+                      <wps:cNvSpPr txBox="1">
+                        <a:spLocks noChangeArrowheads="1"/>
+                      </wps:cNvSpPr>
+                      <wps:spPr bwMode="auto">
+                        <a:xfrm>
+                          <a:off x="0" y="0"/>
+                          <a:ext cx="402590" cy="304800"/>
+                        </a:xfrm>
+                        <a:prstGeom prst="rect">
+                          <a:avLst/>
+                        </a:prstGeom>
+                        <a:noFill/>
+                        <a:ln w="9525">
+                          <a:noFill/>
+                          <a:miter lim="800000"/>
+                          <a:headEnd/>
+                          <a:tailEnd/>
+                        </a:ln>
+                      </wps:spPr>
+                      <wps:txbx>
+                        <w:txbxContent>
+                          <w:p>
+                            <w:pPr>
+                              <w:rPr>
+                                <w:b/>
+                                <w:bCs/>
+                                <w:sz w:val="22"/>
+                                <w:szCs w:val="22"/>
+                                <w:lang w:val="en-GB"/>
+                              </w:rPr>
+                            </w:pPr>
+                            <w:r>
+                              <w:rPr>
+                                <w:b/>
+                                <w:bCs/>
+                                <w:sz w:val="22"/>
+                                <w:szCs w:val="22"/>
+                                <w:lang w:val="en-GB"/>
+                              </w:rPr>
+                              <w:t>0</w:t>
+                            </w:r>
+                            <w:r>
+                              <w:rPr>
+                                <w:b/>
+                                <w:bCs/>
+                                <w:sz w:val="22"/>
+                                <w:szCs w:val="22"/>
+                                <w:lang w:val="en-GB"/>
+                              </w:rPr>
+                              <w:t>7</w:t>
+                            </w:r>
+                          </w:p>
+                        </w:txbxContent>
+                      </wps:txbx>
+                      <wps:bodyPr rot="0" vert="horz" wrap="square" lIns="91440" tIns="45720" rIns="91440" bIns="45720" anchor="t" anchorCtr="0">
+                        <a:noAutofit/>
+                      </wps:bodyPr>
+                    </wps:wsp>
+                  </a:graphicData>
+                </a:graphic>
+                <wp14:sizeRelH relativeFrom="margin">
+                  <wp14:pctWidth>0</wp14:pctWidth>
+                </wp14:sizeRelH>
+                <wp14:sizeRelV relativeFrom="margin">
+                  <wp14:pctHeight>0</wp14:pctHeight>
+                </wp14:sizeRelV>
+              </wp:anchor>
+            </w:drawing>
+          </mc:Choice>
+          <mc:Fallback>
+            <w:pict>
+              <v:shape w14:anchorId="3A64167A" id="_x0000_s1033" type="#_x0000_t202" style="position:absolute;margin-left:248.15pt;margin-top:540.3pt;width:31.7pt;height:24pt;z-index:251661824;visibility:visible;mso-wrap-style:square;mso-width-percent:0;mso-height-percent:0;mso-wrap-distance-left:9pt;mso-wrap-distance-top:3.6pt;mso-wrap-distance-right:9pt;mso-wrap-distance-bottom:3.6pt;mso-position-horizontal:absolute;mso-position-horizontal-relative:margin;mso-position-vertical:absolute;mso-position-vertical-relative:text;mso-width-percent:0;mso-height-percent:0;mso-width-relative:margin;mso-height-relative:margin;v-text-anchor:top" o:gfxdata="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" filled="f" stroked="f">
+                <v:textbox>
+                  <w:txbxContent>
+                    <w:p>
+                      <w:pPr>
+                        <w:rPr>
+                          <w:b/>
+                          <w:bCs/>
+                          <w:sz w:val="22"/>
+                          <w:szCs w:val="22"/>
+                          <w:lang w:val="en-GB"/>
+                        </w:rPr>
+                      </w:pPr>
+                      <w:r>
+                        <w:rPr>
+                          <w:b/>
+                          <w:bCs/>
+                          <w:sz w:val="22"/>
+                          <w:szCs w:val="22"/>
+                          <w:lang w:val="en-GB"/>
+                        </w:rPr>
+                        <w:t>0</w:t>
+                      </w:r>
+                      <w:r>
+                        <w:rPr>
+                          <w:b/>
+                          <w:bCs/>
+                          <w:sz w:val="22"/>
+                          <w:szCs w:val="22"/>
+                          <w:lang w:val="en-GB"/>
+                        </w:rPr>
+                        <w:t>7</w:t>
+                      </w:r>
+                    </w:p>
+                  </w:txbxContent>
+                </v:textbox>
+                <w10:wrap type="square" anchorx="margin"/>
+              </v:shape>
+            </w:pict>
+          </mc:Fallback>
+        </mc:AlternateContent>
+      </w:r>
+      <w:r>
+        <w:rPr>
+          <w:noProof/>
+        </w:rPr>
+        <mc:AlternateContent>
+          <mc:Choice Requires="wps">
+            <w:drawing>
+              <wp:anchor distT="45720" distB="45720" distL="114300" distR="114300" simplePos="0" relativeHeight="251657728" behindDoc="0" locked="0" layoutInCell="1" allowOverlap="1" wp14:anchorId="7D9A4C39" wp14:editId="75E95ED5">
+                <wp:simplePos x="0" y="0"/>
+                <wp:positionH relativeFrom="column">
+                  <wp:posOffset>2219799</wp:posOffset>
+                </wp:positionH>
+                <wp:positionV relativeFrom="paragraph">
+                  <wp:posOffset>6860711</wp:posOffset>
+                </wp:positionV>
+                <wp:extent cx="590550" cy="304800"/>
+                <wp:effectExtent l="0" t="0" r="0" b="0"/>
+                <wp:wrapSquare wrapText="bothSides"/>
+                <wp:docPr id="1678974020" name="Text Box 2"/>
+                <wp:cNvGraphicFramePr>
+                  <a:graphicFrameLocks xmlns:a="http://schemas.openxmlformats.org/drawingml/2006/main"/>
+                </wp:cNvGraphicFramePr>
+                <a:graphic xmlns:a="http://schemas.openxmlformats.org/drawingml/2006/main">
+                  <a:graphicData uri="http://schemas.microsoft.com/office/word/2010/wordprocessingShape">
+                    <wps:wsp>
+                      <wps:cNvSpPr txBox="1">
+                        <a:spLocks noChangeArrowheads="1"/>
+                      </wps:cNvSpPr>
+                      <wps:spPr bwMode="auto">
+                        <a:xfrm>
+                          <a:off x="0" y="0"/>
+                          <a:ext cx="590550" cy="304800"/>
+                        </a:xfrm>
+                        <a:prstGeom prst="rect">
+                          <a:avLst/>
+                        </a:prstGeom>
+                        <a:noFill/>
+                        <a:ln w="9525">
+                          <a:noFill/>
+                          <a:miter lim="800000"/>
+                          <a:headEnd/>
+                          <a:tailEnd/>
+                        </a:ln>
+                      </wps:spPr>
+                      <wps:txbx>
+                        <w:txbxContent>
+                          <w:p>
+                            <w:pPr>
+                              <w:rPr>
+                                <w:sz w:val="22"/>
+                                <w:szCs w:val="22"/>
+                                <w:lang w:val="en-GB"/>
+                              </w:rPr>
+                            </w:pPr>
+                            <w:r>
+                              <w:rPr>
+                                <w:sz w:val="22"/>
+                                <w:szCs w:val="22"/>
+                                <w:lang w:val="en-GB"/>
+                              </w:rPr>
+                              <w:t>19</w:t>
+                            </w:r>
+                            <w:r>
+                              <w:rPr>
+                                <w:sz w:val="22"/>
+                                <w:szCs w:val="22"/>
+                                <w:lang w:val="en-GB"/>
+                              </w:rPr>
+                              <w:t xml:space="preserve"> ft</w:t>
+                            </w:r>
+                          </w:p>
+                        </w:txbxContent>
+                      </wps:txbx>
+                      <wps:bodyPr rot="0" vert="horz" wrap="square" lIns="91440" tIns="45720" rIns="91440" bIns="45720" anchor="t" anchorCtr="0">
+                        <a:noAutofit/>
+                      </wps:bodyPr>
+                    </wps:wsp>
+                  </a:graphicData>
+                </a:graphic>
+                <wp14:sizeRelH relativeFrom="margin">
+                  <wp14:pctWidth>0</wp14:pctWidth>
+                </wp14:sizeRelH>
+                <wp14:sizeRelV relativeFrom="margin">
+                  <wp14:pctHeight>0</wp14:pctHeight>
+                </wp14:sizeRelV>
+              </wp:anchor>
+            </w:drawing>
+          </mc:Choice>
+          <mc:Fallback>
+            <w:pict>
+              <v:shape w14:anchorId="7D9A4C39" id="_x0000_s1034" type="#_x0000_t202" style="position:absolute;margin-left:174.8pt;margin-top:540.2pt;width:46.5pt;height:24pt;z-index:251657728;visibility:visible;mso-wrap-style:square;mso-width-percent:0;mso-height-percent:0;mso-wrap-distance-left:9pt;mso-wrap-distance-top:3.6pt;mso-wrap-distance-right:9pt;mso-wrap-distance-bottom:3.6pt;mso-position-horizontal:absolute;mso-position-horizontal-relative:text;mso-position-vertical:absolute;mso-position-vertical-relative:text;mso-width-percent:0;mso-height-percent:0;mso-width-relative:margin;mso-height-relative:margin;v-text-anchor:top" o:gfxdata="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" filled="f" stroked="f">
+                <v:textbox>
+                  <w:txbxContent>
+                    <w:p>
+                      <w:pPr>
+                        <w:rPr>
+                          <w:sz w:val="22"/>
+                          <w:szCs w:val="22"/>
+                          <w:lang w:val="en-GB"/>
+                        </w:rPr>
+                      </w:pPr>
+                      <w:r>
+                        <w:rPr>
+                          <w:sz w:val="22"/>
+                          <w:szCs w:val="22"/>
+                          <w:lang w:val="en-GB"/>
+                        </w:rPr>
+                        <w:t>19</w:t>
+                      </w:r>
+                      <w:r>
+                        <w:rPr>
+                          <w:sz w:val="22"/>
+                          <w:szCs w:val="22"/>
+                          <w:lang w:val="en-GB"/>
+                        </w:rPr>
+                        <w:t xml:space="preserve"> ft</w:t>
+                      </w:r>
+                    </w:p>
+                  </w:txbxContent>
+                </v:textbox>
+                <w10:wrap type="square"/>
+              </v:shape>
+            </w:pict>
+          </mc:Fallback>
+        </mc:AlternateContent>
+      </w:r>
+      <w:r>
+        <w:rPr>
+          <w:noProof/>
+        </w:rPr>
+        <mc:AlternateContent>
+          <mc:Choice Requires="wps">
+            <w:drawing>
+              <wp:anchor distT="45720" distB="45720" distL="114300" distR="114300" simplePos="0" relativeHeight="251706880" behindDoc="0" locked="0" layoutInCell="1" allowOverlap="1" wp14:anchorId="67AE39BB" wp14:editId="6F34365B">
+                <wp:simplePos x="0" y="0"/>
+                <wp:positionH relativeFrom="margin">
+                  <wp:posOffset>163830</wp:posOffset>
+                </wp:positionH>
+                <wp:positionV relativeFrom="paragraph">
+                  <wp:posOffset>6219190</wp:posOffset>
+                </wp:positionV>
+                <wp:extent cx="638175" cy="304800"/>
+                <wp:effectExtent l="0" t="0" r="0" b="0"/>
+                <wp:wrapSquare wrapText="bothSides"/>
+                <wp:docPr id="2017820527" name="Text Box 2"/>
+                <wp:cNvGraphicFramePr>
+                  <a:graphicFrameLocks xmlns:a="http://schemas.openxmlformats.org/drawingml/2006/main"/>
+                </wp:cNvGraphicFramePr>
+                <a:graphic xmlns:a="http://schemas.openxmlformats.org/drawingml/2006/main">
+                  <a:graphicData uri="http://schemas.microsoft.com/office/word/2010/wordprocessingShape">
+                    <wps:wsp>
+                      <wps:cNvSpPr txBox="1">
+                        <a:spLocks noChangeArrowheads="1"/>
+                      </wps:cNvSpPr>
+                      <wps:spPr bwMode="auto">
+                        <a:xfrm>
+                          <a:off x="0" y="0"/>
+                          <a:ext cx="638175" cy="304800"/>
+                        </a:xfrm>
+                        <a:prstGeom prst="rect">
+                          <a:avLst/>
+                        </a:prstGeom>
+                        <a:noFill/>
+                        <a:ln w="9525">
+                          <a:noFill/>
+                          <a:miter lim="800000"/>
+                          <a:headEnd/>
+                          <a:tailEnd/>
+                        </a:ln>
+                      </wps:spPr>
+                      <wps:txbx>
+                        <w:txbxContent>
+                          <w:p>
+                            <w:pPr>
+                              <w:rPr>
+                                <w:rFonts w:ascii="Arial" w:hAnsi="Arial" w:cs="Arial"/>
+                                <w:b/>
+                                <w:bCs/>
+                                <w:sz w:val="20"/>
+                                <w:szCs w:val="20"/>
+                                <w:lang w:val="en-GB"/>
+                              </w:rPr>
+                            </w:pPr>
+                            <w:r>
+                              <w:rPr>
+                                <w:rFonts w:ascii="Arial" w:hAnsi="Arial" w:cs="Arial"/>
+                                <w:b/>
+                                <w:bCs/>
+                                <w:sz w:val="20"/>
+                                <w:szCs w:val="20"/>
+                                <w:lang w:val="en-GB"/>
+                              </w:rPr>
+                              <w:t>1.</w:t>
+                            </w:r>
+                            <w:r>
+                              <w:rPr>
+                                <w:rFonts w:ascii="Arial" w:hAnsi="Arial" w:cs="Arial"/>
+                                <w:b/>
+                                <w:bCs/>
+                                <w:sz w:val="20"/>
+                                <w:szCs w:val="20"/>
+                                <w:lang w:val="en-GB"/>
+                              </w:rPr>
+                              <w:t>4</w:t>
+                            </w:r>
+                            <w:r>
+                              <w:rPr>
+                                <w:rFonts w:ascii="Arial" w:hAnsi="Arial" w:cs="Arial"/>
+                                <w:b/>
+                                <w:bCs/>
+                                <w:sz w:val="20"/>
+                                <w:szCs w:val="20"/>
+                                <w:lang w:val="en-GB"/>
+                              </w:rPr>
+                              <w:t>5</w:t>
+                            </w:r>
+                          </w:p>
+                        </w:txbxContent>
+                      </wps:txbx>
+                      <wps:bodyPr rot="0" vert="horz" wrap="square" lIns="91440" tIns="45720" rIns="91440" bIns="45720" anchor="t" anchorCtr="0">
+                        <a:noAutofit/>
+                      </wps:bodyPr>
+                    </wps:wsp>
+                  </a:graphicData>
+                </a:graphic>
+                <wp14:sizeRelH relativeFrom="margin">
+                  <wp14:pctWidth>0</wp14:pctWidth>
+                </wp14:sizeRelH>
+                <wp14:sizeRelV relativeFrom="margin">
+                  <wp14:pctHeight>0</wp14:pctHeight>
+                </wp14:sizeRelV>
+              </wp:anchor>
+            </w:drawing>
+          </mc:Choice>
+          <mc:Fallback>
+            <w:pict>
+              <v:shape w14:anchorId="67AE39BB" id="_x0000_s1035" type="#_x0000_t202" style="position:absolute;margin-left:12.9pt;margin-top:489.7pt;width:50.25pt;height:24pt;z-index:251706880;visibility:visible;mso-wrap-style:square;mso-width-percent:0;mso-height-percent:0;mso-wrap-distance-left:9pt;mso-wrap-distance-top:3.6pt;mso-wrap-distance-right:9pt;mso-wrap-distance-bottom:3.6pt;mso-position-horizontal:absolute;mso-position-horizontal-relative:margin;mso-position-vertical:absolute;mso-position-vertical-relative:text;mso-width-percent:0;mso-height-percent:0;mso-width-relative:margin;mso-height-relative:margin;v-text-anchor:top" o:gfxdata="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" filled="f" stroked="f">
+                <v:textbox>
+                  <w:txbxContent>
+                    <w:p>
+                      <w:pPr>
+                        <w:rPr>
+                          <w:rFonts w:ascii="Arial" w:hAnsi="Arial" w:cs="Arial"/>
+                          <w:b/>
+                          <w:bCs/>
+                          <w:sz w:val="20"/>
+                          <w:szCs w:val="20"/>
+                          <w:lang w:val="en-GB"/>
+                        </w:rPr>
+                      </w:pPr>
+                      <w:r>
+                        <w:rPr>
+                          <w:rFonts w:ascii="Arial" w:hAnsi="Arial" w:cs="Arial"/>
+                          <w:b/>
+                          <w:bCs/>
+                          <w:sz w:val="20"/>
+                          <w:szCs w:val="20"/>
+                          <w:lang w:val="en-GB"/>
+                        </w:rPr>
+                        <w:t>1.</w:t>
+                      </w:r>
+                      <w:r>
+                        <w:rPr>
+                          <w:rFonts w:ascii="Arial" w:hAnsi="Arial" w:cs="Arial"/>
+                          <w:b/>
+                          <w:bCs/>
+                          <w:sz w:val="20"/>
+                          <w:szCs w:val="20"/>
+                          <w:lang w:val="en-GB"/>
+                        </w:rPr>
+                        <w:t>4</w:t>
+                      </w:r>
+                      <w:r>
+                        <w:rPr>
+                          <w:rFonts w:ascii="Arial" w:hAnsi="Arial" w:cs="Arial"/>
+                          <w:b/>
+                          <w:bCs/>
+                          <w:sz w:val="20"/>
+                          <w:szCs w:val="20"/>
+                          <w:lang w:val="en-GB"/>
+                        </w:rPr>
+                        <w:t>5</w:t>
+                      </w:r>
+                    </w:p>
+                  </w:txbxContent>
+                </v:textbox>
+                <w10:wrap type="square" anchorx="margin"/>
+              </v:shape>
+            </w:pict>
+          </mc:Fallback>
+        </mc:AlternateContent>
+      </w:r>
+      <w:r>
+        <w:rPr>
+          <w:noProof/>
+        </w:rPr>
+        <mc:AlternateContent>
+          <mc:Choice Requires="wps">
+            <w:drawing>
+              <wp:anchor distT="0" distB="0" distL="114300" distR="114300" simplePos="0" relativeHeight="251645439" behindDoc="0" locked="0" layoutInCell="1" allowOverlap="1" wp14:anchorId="7F802041" wp14:editId="50C72AD7">
                 <wp:simplePos x="0" y="0"/>
                 <wp:positionH relativeFrom="margin">
                   <wp:posOffset>185420</wp:posOffset>
@@ -75,7 +1515,7 @@
           </mc:Choice>
           <mc:Fallback>
             <w:pict>
-              <v:rect w14:anchorId="6D22C03E" id="Rectangle 15" o:spid="_x0000_s1026" style="position:absolute;margin-left:14.6pt;margin-top:32pt;width:510.85pt;height:454.05pt;z-index:251645439;visibility:visible;mso-wrap-style:square;mso-width-percent:0;mso-height-percent:0;mso-wrap-distance-left:9pt;mso-wrap-distance-top:0;mso-wrap-distance-right:9pt;mso-wrap-distance-bottom:0;mso-position-horizontal:absolute;mso-position-horizontal-relative:margin;mso-position-vertical:absolute;mso-position-vertical-relative:text;mso-width-percent:0;mso-height-percent:0;mso-width-relative:margin;mso-height-relative:margin;v-text-anchor:middle" o:gfxdata="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" fillcolor="white [3212]" strokecolor="#030e13 [484]" strokeweight="1.5pt">
+              <v:rect w14:anchorId="00CC02BB" id="Rectangle 15" o:spid="_x0000_s1026" style="position:absolute;margin-left:14.6pt;margin-top:32pt;width:510.85pt;height:454.05pt;z-index:251645439;visibility:visible;mso-wrap-style:square;mso-width-percent:0;mso-height-percent:0;mso-wrap-distance-left:9pt;mso-wrap-distance-top:0;mso-wrap-distance-right:9pt;mso-wrap-distance-bottom:0;mso-position-horizontal:absolute;mso-position-horizontal-relative:margin;mso-position-vertical:absolute;mso-position-vertical-relative:text;mso-width-percent:0;mso-height-percent:0;mso-width-relative:margin;mso-height-relative:margin;v-text-anchor:middle" o:gfxdata="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" fillcolor="white [3212]" strokecolor="#030e13 [484]" strokeweight="1.5pt">
                 <w10:wrap anchorx="margin"/>
               </v:rect>
             </w:pict>
@@ -89,659 +1529,7 @@
         <mc:AlternateContent>
           <mc:Choice Requires="wps">
             <w:drawing>
-              <wp:anchor distT="45720" distB="45720" distL="114300" distR="114300" simplePos="0" relativeHeight="251653632" behindDoc="0" locked="0" layoutInCell="1" allowOverlap="1" wp14:anchorId="585F1C3A" wp14:editId="11DCEC01">
-                <wp:simplePos x="0" y="0"/>
-                <wp:positionH relativeFrom="margin">
-                  <wp:posOffset>1135380</wp:posOffset>
-                </wp:positionH>
-                <wp:positionV relativeFrom="paragraph">
-                  <wp:posOffset>7131685</wp:posOffset>
-                </wp:positionV>
-                <wp:extent cx="850900" cy="304800"/>
-                <wp:effectExtent l="0" t="0" r="0" b="0"/>
-                <wp:wrapSquare wrapText="bothSides"/>
-                <wp:docPr id="664860407" name="Text Box 2"/>
-                <wp:cNvGraphicFramePr>
-                  <a:graphicFrameLocks xmlns:a="http://schemas.openxmlformats.org/drawingml/2006/main"/>
-                </wp:cNvGraphicFramePr>
-                <a:graphic xmlns:a="http://schemas.openxmlformats.org/drawingml/2006/main">
-                  <a:graphicData uri="http://schemas.microsoft.com/office/word/2010/wordprocessingShape">
-                    <wps:wsp>
-                      <wps:cNvSpPr txBox="1">
-                        <a:spLocks noChangeArrowheads="1"/>
-                      </wps:cNvSpPr>
-                      <wps:spPr bwMode="auto">
-                        <a:xfrm>
-                          <a:off x="0" y="0"/>
-                          <a:ext cx="850900" cy="304800"/>
-                        </a:xfrm>
-                        <a:prstGeom prst="rect">
-                          <a:avLst/>
-                        </a:prstGeom>
-                        <a:noFill/>
-                        <a:ln w="9525">
-                          <a:noFill/>
-                          <a:miter lim="800000"/>
-                          <a:headEnd/>
-                          <a:tailEnd/>
-                        </a:ln>
-                      </wps:spPr>
-                      <wps:txbx>
-                        <w:txbxContent>
-                          <w:p>
-                            <w:pPr>
-                              <w:rPr>
-                                <w:sz w:val="20"/>
-                                <w:szCs w:val="20"/>
-                                <w:lang w:val="en-GB"/>
-                              </w:rPr>
-                            </w:pPr>
-                            <w:r>
-                              <w:rPr>
-                                <w:sz w:val="20"/>
-                                <w:szCs w:val="20"/>
-                                <w:lang w:val="en-GB"/>
-                              </w:rPr>
-                              <w:t>14</w:t>
-                            </w:r>
-                            <w:r>
-                              <w:rPr>
-                                <w:sz w:val="20"/>
-                                <w:szCs w:val="20"/>
-                                <w:lang w:val="en-GB"/>
-                              </w:rPr>
-                              <w:t>°</w:t>
-                            </w:r>
-                            <w:r>
-                              <w:rPr>
-                                <w:sz w:val="20"/>
-                                <w:szCs w:val="20"/>
-                                <w:lang w:val="en-GB"/>
-                              </w:rPr>
-                              <w:t>20</w:t>
-                            </w:r>
-                            <w:r>
-                              <w:rPr>
-                                <w:sz w:val="20"/>
-                                <w:szCs w:val="20"/>
-                                <w:lang w:val="en-GB"/>
-                              </w:rPr>
-                              <w:t>”</w:t>
-                            </w:r>
-                            <w:r>
-                              <w:rPr>
-                                <w:sz w:val="20"/>
-                                <w:szCs w:val="20"/>
-                                <w:lang w:val="en-GB"/>
-                              </w:rPr>
-                              <w:t>07</w:t>
-                            </w:r>
-                            <w:r>
-                              <w:rPr>
-                                <w:sz w:val="20"/>
-                                <w:szCs w:val="20"/>
-                                <w:lang w:val="en-GB"/>
-                              </w:rPr>
-                              <w:t>’E</w:t>
-                            </w:r>
-                          </w:p>
-                        </w:txbxContent>
-                      </wps:txbx>
-                      <wps:bodyPr rot="0" vert="horz" wrap="square" lIns="91440" tIns="45720" rIns="91440" bIns="45720" anchor="t" anchorCtr="0">
-                        <a:noAutofit/>
-                      </wps:bodyPr>
-                    </wps:wsp>
-                  </a:graphicData>
-                </a:graphic>
-                <wp14:sizeRelH relativeFrom="margin">
-                  <wp14:pctWidth>0</wp14:pctWidth>
-                </wp14:sizeRelH>
-                <wp14:sizeRelV relativeFrom="margin">
-                  <wp14:pctHeight>0</wp14:pctHeight>
-                </wp14:sizeRelV>
-              </wp:anchor>
-            </w:drawing>
-          </mc:Choice>
-          <mc:Fallback>
-            <w:pict>
-              <v:shapetype w14:anchorId="585F1C3A" id="_x0000_t202" coordsize="21600,21600" o:spt="202" path="m,l,21600r21600,l21600,xe">
-                <v:stroke joinstyle="miter"/>
-                <v:path gradientshapeok="t" o:connecttype="rect"/>
-              </v:shapetype>
-              <v:shape id="Text Box 2" o:spid="_x0000_s1026" type="#_x0000_t202" style="position:absolute;margin-left:89.4pt;margin-top:561.55pt;width:67pt;height:24pt;z-index:251653632;visibility:visible;mso-wrap-style:square;mso-width-percent:0;mso-height-percent:0;mso-wrap-distance-left:9pt;mso-wrap-distance-top:3.6pt;mso-wrap-distance-right:9pt;mso-wrap-distance-bottom:3.6pt;mso-position-horizontal:absolute;mso-position-horizontal-relative:margin;mso-position-vertical:absolute;mso-position-vertical-relative:text;mso-width-percent:0;mso-height-percent:0;mso-width-relative:margin;mso-height-relative:margin;v-text-anchor:top" o:gfxdata="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" filled="f" stroked="f">
-                <v:textbox>
-                  <w:txbxContent>
-                    <w:p>
-                      <w:pPr>
-                        <w:rPr>
-                          <w:sz w:val="20"/>
-                          <w:szCs w:val="20"/>
-                          <w:lang w:val="en-GB"/>
-                        </w:rPr>
-                      </w:pPr>
-                      <w:r>
-                        <w:rPr>
-                          <w:sz w:val="20"/>
-                          <w:szCs w:val="20"/>
-                          <w:lang w:val="en-GB"/>
-                        </w:rPr>
-                        <w:t>14</w:t>
-                      </w:r>
-                      <w:r>
-                        <w:rPr>
-                          <w:sz w:val="20"/>
-                          <w:szCs w:val="20"/>
-                          <w:lang w:val="en-GB"/>
-                        </w:rPr>
-                        <w:t>°</w:t>
-                      </w:r>
-                      <w:r>
-                        <w:rPr>
-                          <w:sz w:val="20"/>
-                          <w:szCs w:val="20"/>
-                          <w:lang w:val="en-GB"/>
-                        </w:rPr>
-                        <w:t>20</w:t>
-                      </w:r>
-                      <w:r>
-                        <w:rPr>
-                          <w:sz w:val="20"/>
-                          <w:szCs w:val="20"/>
-                          <w:lang w:val="en-GB"/>
-                        </w:rPr>
-                        <w:t>”</w:t>
-                      </w:r>
-                      <w:r>
-                        <w:rPr>
-                          <w:sz w:val="20"/>
-                          <w:szCs w:val="20"/>
-                          <w:lang w:val="en-GB"/>
-                        </w:rPr>
-                        <w:t>07</w:t>
-                      </w:r>
-                      <w:r>
-                        <w:rPr>
-                          <w:sz w:val="20"/>
-                          <w:szCs w:val="20"/>
-                          <w:lang w:val="en-GB"/>
-                        </w:rPr>
-                        <w:t>’E</w:t>
-                      </w:r>
-                    </w:p>
-                  </w:txbxContent>
-                </v:textbox>
-                <w10:wrap type="square" anchorx="margin"/>
-              </v:shape>
-            </w:pict>
-          </mc:Fallback>
-        </mc:AlternateContent>
-      </w:r>
-      <w:r>
-        <w:rPr>
-          <w:noProof/>
-        </w:rPr>
-        <mc:AlternateContent>
-          <mc:Choice Requires="wps">
-            <w:drawing>
-              <wp:anchor distT="45720" distB="45720" distL="114300" distR="114300" simplePos="0" relativeHeight="251650560" behindDoc="0" locked="0" layoutInCell="1" allowOverlap="1" wp14:anchorId="59B7015B" wp14:editId="4610E7C4">
-                <wp:simplePos x="0" y="0"/>
-                <wp:positionH relativeFrom="column">
-                  <wp:posOffset>1130160</wp:posOffset>
-                </wp:positionH>
-                <wp:positionV relativeFrom="paragraph">
-                  <wp:posOffset>6896969</wp:posOffset>
-                </wp:positionV>
-                <wp:extent cx="1000125" cy="304800"/>
-                <wp:effectExtent l="0" t="0" r="0" b="0"/>
-                <wp:wrapSquare wrapText="bothSides"/>
-                <wp:docPr id="217" name="Text Box 2"/>
-                <wp:cNvGraphicFramePr>
-                  <a:graphicFrameLocks xmlns:a="http://schemas.openxmlformats.org/drawingml/2006/main"/>
-                </wp:cNvGraphicFramePr>
-                <a:graphic xmlns:a="http://schemas.openxmlformats.org/drawingml/2006/main">
-                  <a:graphicData uri="http://schemas.microsoft.com/office/word/2010/wordprocessingShape">
-                    <wps:wsp>
-                      <wps:cNvSpPr txBox="1">
-                        <a:spLocks noChangeArrowheads="1"/>
-                      </wps:cNvSpPr>
-                      <wps:spPr bwMode="auto">
-                        <a:xfrm>
-                          <a:off x="0" y="0"/>
-                          <a:ext cx="1000125" cy="304800"/>
-                        </a:xfrm>
-                        <a:prstGeom prst="rect">
-                          <a:avLst/>
-                        </a:prstGeom>
-                        <a:noFill/>
-                        <a:ln w="9525">
-                          <a:noFill/>
-                          <a:miter lim="800000"/>
-                          <a:headEnd/>
-                          <a:tailEnd/>
-                        </a:ln>
-                      </wps:spPr>
-                      <wps:txbx>
-                        <w:txbxContent>
-                          <w:p>
-                            <w:pPr>
-                              <w:rPr>
-                                <w:sz w:val="20"/>
-                                <w:szCs w:val="20"/>
-                                <w:lang w:val="en-GB"/>
-                              </w:rPr>
-                            </w:pPr>
-                            <w:r>
-                              <w:rPr>
-                                <w:sz w:val="20"/>
-                                <w:szCs w:val="20"/>
-                                <w:lang w:val="en-GB"/>
-                              </w:rPr>
-                              <w:t>6</w:t>
-                            </w:r>
-                            <w:r>
-                              <w:rPr>
-                                <w:sz w:val="20"/>
-                                <w:szCs w:val="20"/>
-                                <w:lang w:val="en-GB"/>
-                              </w:rPr>
-                              <w:t>7</w:t>
-                            </w:r>
-                            <w:r>
-                              <w:rPr>
-                                <w:sz w:val="20"/>
-                                <w:szCs w:val="20"/>
-                                <w:lang w:val="en-GB"/>
-                              </w:rPr>
-                              <w:t>°</w:t>
-                            </w:r>
-                            <w:r>
-                              <w:rPr>
-                                <w:sz w:val="20"/>
-                                <w:szCs w:val="20"/>
-                                <w:lang w:val="en-GB"/>
-                              </w:rPr>
-                              <w:t>16</w:t>
-                            </w:r>
-                            <w:r>
-                              <w:rPr>
-                                <w:sz w:val="20"/>
-                                <w:szCs w:val="20"/>
-                                <w:lang w:val="en-GB"/>
-                              </w:rPr>
-                              <w:t>”</w:t>
-                            </w:r>
-                            <w:r>
-                              <w:rPr>
-                                <w:sz w:val="20"/>
-                                <w:szCs w:val="20"/>
-                                <w:lang w:val="en-GB"/>
-                              </w:rPr>
-                              <w:t>01</w:t>
-                            </w:r>
-                            <w:r>
-                              <w:rPr>
-                                <w:sz w:val="20"/>
-                                <w:szCs w:val="20"/>
-                                <w:lang w:val="en-GB"/>
-                              </w:rPr>
-                              <w:t>’N</w:t>
-                            </w:r>
-                          </w:p>
-                        </w:txbxContent>
-                      </wps:txbx>
-                      <wps:bodyPr rot="0" vert="horz" wrap="square" lIns="91440" tIns="45720" rIns="91440" bIns="45720" anchor="t" anchorCtr="0">
-                        <a:noAutofit/>
-                      </wps:bodyPr>
-                    </wps:wsp>
-                  </a:graphicData>
-                </a:graphic>
-                <wp14:sizeRelH relativeFrom="margin">
-                  <wp14:pctWidth>0</wp14:pctWidth>
-                </wp14:sizeRelH>
-                <wp14:sizeRelV relativeFrom="margin">
-                  <wp14:pctHeight>0</wp14:pctHeight>
-                </wp14:sizeRelV>
-              </wp:anchor>
-            </w:drawing>
-          </mc:Choice>
-          <mc:Fallback>
-            <w:pict>
-              <v:shape w14:anchorId="59B7015B" id="_x0000_s1027" type="#_x0000_t202" style="position:absolute;margin-left:89pt;margin-top:543.05pt;width:78.75pt;height:24pt;z-index:251650560;visibility:visible;mso-wrap-style:square;mso-width-percent:0;mso-height-percent:0;mso-wrap-distance-left:9pt;mso-wrap-distance-top:3.6pt;mso-wrap-distance-right:9pt;mso-wrap-distance-bottom:3.6pt;mso-position-horizontal:absolute;mso-position-horizontal-relative:text;mso-position-vertical:absolute;mso-position-vertical-relative:text;mso-width-percent:0;mso-height-percent:0;mso-width-relative:margin;mso-height-relative:margin;v-text-anchor:top" o:gfxdata="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" filled="f" stroked="f">
-                <v:textbox>
-                  <w:txbxContent>
-                    <w:p>
-                      <w:pPr>
-                        <w:rPr>
-                          <w:sz w:val="20"/>
-                          <w:szCs w:val="20"/>
-                          <w:lang w:val="en-GB"/>
-                        </w:rPr>
-                      </w:pPr>
-                      <w:r>
-                        <w:rPr>
-                          <w:sz w:val="20"/>
-                          <w:szCs w:val="20"/>
-                          <w:lang w:val="en-GB"/>
-                        </w:rPr>
-                        <w:t>6</w:t>
-                      </w:r>
-                      <w:r>
-                        <w:rPr>
-                          <w:sz w:val="20"/>
-                          <w:szCs w:val="20"/>
-                          <w:lang w:val="en-GB"/>
-                        </w:rPr>
-                        <w:t>7</w:t>
-                      </w:r>
-                      <w:r>
-                        <w:rPr>
-                          <w:sz w:val="20"/>
-                          <w:szCs w:val="20"/>
-                          <w:lang w:val="en-GB"/>
-                        </w:rPr>
-                        <w:t>°</w:t>
-                      </w:r>
-                      <w:r>
-                        <w:rPr>
-                          <w:sz w:val="20"/>
-                          <w:szCs w:val="20"/>
-                          <w:lang w:val="en-GB"/>
-                        </w:rPr>
-                        <w:t>16</w:t>
-                      </w:r>
-                      <w:r>
-                        <w:rPr>
-                          <w:sz w:val="20"/>
-                          <w:szCs w:val="20"/>
-                          <w:lang w:val="en-GB"/>
-                        </w:rPr>
-                        <w:t>”</w:t>
-                      </w:r>
-                      <w:r>
-                        <w:rPr>
-                          <w:sz w:val="20"/>
-                          <w:szCs w:val="20"/>
-                          <w:lang w:val="en-GB"/>
-                        </w:rPr>
-                        <w:t>01</w:t>
-                      </w:r>
-                      <w:r>
-                        <w:rPr>
-                          <w:sz w:val="20"/>
-                          <w:szCs w:val="20"/>
-                          <w:lang w:val="en-GB"/>
-                        </w:rPr>
-                        <w:t>’N</w:t>
-                      </w:r>
-                    </w:p>
-                  </w:txbxContent>
-                </v:textbox>
-                <w10:wrap type="square"/>
-              </v:shape>
-            </w:pict>
-          </mc:Fallback>
-        </mc:AlternateContent>
-      </w:r>
-      <w:r>
-        <w:rPr>
-          <w:noProof/>
-        </w:rPr>
-        <mc:AlternateContent>
-          <mc:Choice Requires="wps">
-            <w:drawing>
-              <wp:anchor distT="45720" distB="45720" distL="114300" distR="114300" simplePos="0" relativeHeight="251676160" behindDoc="0" locked="0" layoutInCell="1" allowOverlap="1" wp14:anchorId="7475BFA9" wp14:editId="7A86D3FB">
-                <wp:simplePos x="0" y="0"/>
-                <wp:positionH relativeFrom="column">
-                  <wp:posOffset>2221230</wp:posOffset>
-                </wp:positionH>
-                <wp:positionV relativeFrom="paragraph">
-                  <wp:posOffset>7103110</wp:posOffset>
-                </wp:positionV>
-                <wp:extent cx="541020" cy="304800"/>
-                <wp:effectExtent l="0" t="0" r="0" b="0"/>
-                <wp:wrapSquare wrapText="bothSides"/>
-                <wp:docPr id="394538910" name="Text Box 2"/>
-                <wp:cNvGraphicFramePr>
-                  <a:graphicFrameLocks xmlns:a="http://schemas.openxmlformats.org/drawingml/2006/main"/>
-                </wp:cNvGraphicFramePr>
-                <a:graphic xmlns:a="http://schemas.openxmlformats.org/drawingml/2006/main">
-                  <a:graphicData uri="http://schemas.microsoft.com/office/word/2010/wordprocessingShape">
-                    <wps:wsp>
-                      <wps:cNvSpPr txBox="1">
-                        <a:spLocks noChangeArrowheads="1"/>
-                      </wps:cNvSpPr>
-                      <wps:spPr bwMode="auto">
-                        <a:xfrm>
-                          <a:off x="0" y="0"/>
-                          <a:ext cx="541020" cy="304800"/>
-                        </a:xfrm>
-                        <a:prstGeom prst="rect">
-                          <a:avLst/>
-                        </a:prstGeom>
-                        <a:noFill/>
-                        <a:ln w="9525">
-                          <a:noFill/>
-                          <a:miter lim="800000"/>
-                          <a:headEnd/>
-                          <a:tailEnd/>
-                        </a:ln>
-                      </wps:spPr>
-                      <wps:txbx>
-                        <w:txbxContent>
-                          <w:p>
-                            <w:pPr>
-                              <w:rPr>
-                                <w:sz w:val="22"/>
-                                <w:szCs w:val="22"/>
-                                <w:lang w:val="en-GB"/>
-                              </w:rPr>
-                            </w:pPr>
-                            <w:r>
-                              <w:rPr>
-                                <w:sz w:val="22"/>
-                                <w:szCs w:val="22"/>
-                                <w:lang w:val="en-GB"/>
-                              </w:rPr>
-                              <w:t>41</w:t>
-                            </w:r>
-                            <w:r>
-                              <w:rPr>
-                                <w:sz w:val="22"/>
-                                <w:szCs w:val="22"/>
-                                <w:lang w:val="en-GB"/>
-                              </w:rPr>
-                              <w:t xml:space="preserve"> ft</w:t>
-                            </w:r>
-                          </w:p>
-                        </w:txbxContent>
-                      </wps:txbx>
-                      <wps:bodyPr rot="0" vert="horz" wrap="square" lIns="91440" tIns="45720" rIns="91440" bIns="45720" anchor="t" anchorCtr="0">
-                        <a:noAutofit/>
-                      </wps:bodyPr>
-                    </wps:wsp>
-                  </a:graphicData>
-                </a:graphic>
-                <wp14:sizeRelH relativeFrom="margin">
-                  <wp14:pctWidth>0</wp14:pctWidth>
-                </wp14:sizeRelH>
-                <wp14:sizeRelV relativeFrom="margin">
-                  <wp14:pctHeight>0</wp14:pctHeight>
-                </wp14:sizeRelV>
-              </wp:anchor>
-            </w:drawing>
-          </mc:Choice>
-          <mc:Fallback>
-            <w:pict>
-              <v:shape w14:anchorId="7475BFA9" id="_x0000_s1028" type="#_x0000_t202" style="position:absolute;margin-left:174.9pt;margin-top:559.3pt;width:42.6pt;height:24pt;z-index:251676160;visibility:visible;mso-wrap-style:square;mso-width-percent:0;mso-height-percent:0;mso-wrap-distance-left:9pt;mso-wrap-distance-top:3.6pt;mso-wrap-distance-right:9pt;mso-wrap-distance-bottom:3.6pt;mso-position-horizontal:absolute;mso-position-horizontal-relative:text;mso-position-vertical:absolute;mso-position-vertical-relative:text;mso-width-percent:0;mso-height-percent:0;mso-width-relative:margin;mso-height-relative:margin;v-text-anchor:top" o:gfxdata="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" filled="f" stroked="f">
-                <v:textbox>
-                  <w:txbxContent>
-                    <w:p>
-                      <w:pPr>
-                        <w:rPr>
-                          <w:sz w:val="22"/>
-                          <w:szCs w:val="22"/>
-                          <w:lang w:val="en-GB"/>
-                        </w:rPr>
-                      </w:pPr>
-                      <w:r>
-                        <w:rPr>
-                          <w:sz w:val="22"/>
-                          <w:szCs w:val="22"/>
-                          <w:lang w:val="en-GB"/>
-                        </w:rPr>
-                        <w:t>41</w:t>
-                      </w:r>
-                      <w:r>
-                        <w:rPr>
-                          <w:sz w:val="22"/>
-                          <w:szCs w:val="22"/>
-                          <w:lang w:val="en-GB"/>
-                        </w:rPr>
-                        <w:t xml:space="preserve"> ft</w:t>
-                      </w:r>
-                    </w:p>
-                  </w:txbxContent>
-                </v:textbox>
-                <w10:wrap type="square"/>
-              </v:shape>
-            </w:pict>
-          </mc:Fallback>
-        </mc:AlternateContent>
-      </w:r>
-      <w:r>
-        <w:rPr>
-          <w:noProof/>
-        </w:rPr>
-        <mc:AlternateContent>
-          <mc:Choice Requires="wps">
-            <w:drawing>
-              <wp:anchor distT="45720" distB="45720" distL="114300" distR="114300" simplePos="0" relativeHeight="251657728" behindDoc="0" locked="0" layoutInCell="1" allowOverlap="1" wp14:anchorId="7D9A4C39" wp14:editId="217F3255">
-                <wp:simplePos x="0" y="0"/>
-                <wp:positionH relativeFrom="column">
-                  <wp:posOffset>2213013</wp:posOffset>
-                </wp:positionH>
-                <wp:positionV relativeFrom="paragraph">
-                  <wp:posOffset>6895278</wp:posOffset>
-                </wp:positionV>
-                <wp:extent cx="590550" cy="304800"/>
-                <wp:effectExtent l="0" t="0" r="0" b="0"/>
-                <wp:wrapSquare wrapText="bothSides"/>
-                <wp:docPr id="1678974020" name="Text Box 2"/>
-                <wp:cNvGraphicFramePr>
-                  <a:graphicFrameLocks xmlns:a="http://schemas.openxmlformats.org/drawingml/2006/main"/>
-                </wp:cNvGraphicFramePr>
-                <a:graphic xmlns:a="http://schemas.openxmlformats.org/drawingml/2006/main">
-                  <a:graphicData uri="http://schemas.microsoft.com/office/word/2010/wordprocessingShape">
-                    <wps:wsp>
-                      <wps:cNvSpPr txBox="1">
-                        <a:spLocks noChangeArrowheads="1"/>
-                      </wps:cNvSpPr>
-                      <wps:spPr bwMode="auto">
-                        <a:xfrm>
-                          <a:off x="0" y="0"/>
-                          <a:ext cx="590550" cy="304800"/>
-                        </a:xfrm>
-                        <a:prstGeom prst="rect">
-                          <a:avLst/>
-                        </a:prstGeom>
-                        <a:noFill/>
-                        <a:ln w="9525">
-                          <a:noFill/>
-                          <a:miter lim="800000"/>
-                          <a:headEnd/>
-                          <a:tailEnd/>
-                        </a:ln>
-                      </wps:spPr>
-                      <wps:txbx>
-                        <w:txbxContent>
-                          <w:p>
-                            <w:pPr>
-                              <w:rPr>
-                                <w:sz w:val="22"/>
-                                <w:szCs w:val="22"/>
-                                <w:lang w:val="en-GB"/>
-                              </w:rPr>
-                            </w:pPr>
-                            <w:r>
-                              <w:rPr>
-                                <w:sz w:val="22"/>
-                                <w:szCs w:val="22"/>
-                                <w:lang w:val="en-GB"/>
-                              </w:rPr>
-                              <w:t>19</w:t>
-                            </w:r>
-                            <w:r>
-                              <w:rPr>
-                                <w:sz w:val="22"/>
-                                <w:szCs w:val="22"/>
-                                <w:lang w:val="en-GB"/>
-                              </w:rPr>
-                              <w:t xml:space="preserve"> ft</w:t>
-                            </w:r>
-                          </w:p>
-                        </w:txbxContent>
-                      </wps:txbx>
-                      <wps:bodyPr rot="0" vert="horz" wrap="square" lIns="91440" tIns="45720" rIns="91440" bIns="45720" anchor="t" anchorCtr="0">
-                        <a:noAutofit/>
-                      </wps:bodyPr>
-                    </wps:wsp>
-                  </a:graphicData>
-                </a:graphic>
-                <wp14:sizeRelH relativeFrom="margin">
-                  <wp14:pctWidth>0</wp14:pctWidth>
-                </wp14:sizeRelH>
-                <wp14:sizeRelV relativeFrom="margin">
-                  <wp14:pctHeight>0</wp14:pctHeight>
-                </wp14:sizeRelV>
-              </wp:anchor>
-            </w:drawing>
-          </mc:Choice>
-          <mc:Fallback>
-            <w:pict>
-              <v:shape w14:anchorId="7D9A4C39" id="_x0000_s1029" type="#_x0000_t202" style="position:absolute;margin-left:174.25pt;margin-top:542.95pt;width:46.5pt;height:24pt;z-index:251657728;visibility:visible;mso-wrap-style:square;mso-width-percent:0;mso-height-percent:0;mso-wrap-distance-left:9pt;mso-wrap-distance-top:3.6pt;mso-wrap-distance-right:9pt;mso-wrap-distance-bottom:3.6pt;mso-position-horizontal:absolute;mso-position-horizontal-relative:text;mso-position-vertical:absolute;mso-position-vertical-relative:text;mso-width-percent:0;mso-height-percent:0;mso-width-relative:margin;mso-height-relative:margin;v-text-anchor:top" o:gfxdata="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" filled="f" stroked="f">
-                <v:textbox>
-                  <w:txbxContent>
-                    <w:p>
-                      <w:pPr>
-                        <w:rPr>
-                          <w:sz w:val="22"/>
-                          <w:szCs w:val="22"/>
-                          <w:lang w:val="en-GB"/>
-                        </w:rPr>
-                      </w:pPr>
-                      <w:r>
-                        <w:rPr>
-                          <w:sz w:val="22"/>
-                          <w:szCs w:val="22"/>
-                          <w:lang w:val="en-GB"/>
-                        </w:rPr>
-                        <w:t>19</w:t>
-                      </w:r>
-                      <w:r>
-                        <w:rPr>
-                          <w:sz w:val="22"/>
-                          <w:szCs w:val="22"/>
-                          <w:lang w:val="en-GB"/>
-                        </w:rPr>
-                        <w:t xml:space="preserve"> ft</w:t>
-                      </w:r>
-                    </w:p>
-                  </w:txbxContent>
-                </v:textbox>
-                <w10:wrap type="square"/>
-              </v:shape>
-            </w:pict>
-          </mc:Fallback>
-        </mc:AlternateContent>
-      </w:r>
-      <w:r>
-        <w:rPr>
-          <w:noProof/>
-        </w:rPr>
-        <mc:AlternateContent>
-          <mc:Choice Requires="wps">
-            <w:drawing>
-              <wp:anchor distT="45720" distB="45720" distL="114300" distR="114300" simplePos="0" relativeHeight="251674112" behindDoc="0" locked="0" layoutInCell="1" allowOverlap="1" wp14:anchorId="310B1695" wp14:editId="27BA9AF5">
+              <wp:anchor distT="45720" distB="45720" distL="114300" distR="114300" simplePos="0" relativeHeight="251674112" behindDoc="0" locked="0" layoutInCell="1" allowOverlap="1" wp14:anchorId="310B1695" wp14:editId="2601F4B1">
                 <wp:simplePos x="0" y="0"/>
                 <wp:positionH relativeFrom="margin">
                   <wp:posOffset>3143037</wp:posOffset>
@@ -820,7 +1608,7 @@
           </mc:Choice>
           <mc:Fallback>
             <w:pict>
-              <v:shape w14:anchorId="310B1695" id="_x0000_s1030" type="#_x0000_t202" style="position:absolute;margin-left:247.5pt;margin-top:561.5pt;width:30.45pt;height:24pt;z-index:251674112;visibility:visible;mso-wrap-style:square;mso-width-percent:0;mso-height-percent:0;mso-wrap-distance-left:9pt;mso-wrap-distance-top:3.6pt;mso-wrap-distance-right:9pt;mso-wrap-distance-bottom:3.6pt;mso-position-horizontal:absolute;mso-position-horizontal-relative:margin;mso-position-vertical:absolute;mso-position-vertical-relative:text;mso-width-percent:0;mso-height-percent:0;mso-width-relative:margin;mso-height-relative:margin;v-text-anchor:top" o:gfxdata="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" filled="f" stroked="f">
+              <v:shape w14:anchorId="310B1695" id="_x0000_s1036" type="#_x0000_t202" style="position:absolute;margin-left:247.5pt;margin-top:561.5pt;width:30.45pt;height:24pt;z-index:251674112;visibility:visible;mso-wrap-style:square;mso-width-percent:0;mso-height-percent:0;mso-wrap-distance-left:9pt;mso-wrap-distance-top:3.6pt;mso-wrap-distance-right:9pt;mso-wrap-distance-bottom:3.6pt;mso-position-horizontal:absolute;mso-position-horizontal-relative:margin;mso-position-vertical:absolute;mso-position-vertical-relative:text;mso-width-percent:0;mso-height-percent:0;mso-width-relative:margin;mso-height-relative:margin;v-text-anchor:top" o:gfxdata="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" filled="f" stroked="f">
                 <v:textbox>
                   <w:txbxContent>
                     <w:p>
@@ -859,523 +1647,7 @@
         <mc:AlternateContent>
           <mc:Choice Requires="wps">
             <w:drawing>
-              <wp:anchor distT="45720" distB="45720" distL="114300" distR="114300" simplePos="0" relativeHeight="251661824" behindDoc="0" locked="0" layoutInCell="1" allowOverlap="1" wp14:anchorId="3A64167A" wp14:editId="3CD765B2">
-                <wp:simplePos x="0" y="0"/>
-                <wp:positionH relativeFrom="margin">
-                  <wp:posOffset>3144738</wp:posOffset>
-                </wp:positionH>
-                <wp:positionV relativeFrom="paragraph">
-                  <wp:posOffset>6882151</wp:posOffset>
-                </wp:positionV>
-                <wp:extent cx="402590" cy="304800"/>
-                <wp:effectExtent l="0" t="0" r="0" b="0"/>
-                <wp:wrapSquare wrapText="bothSides"/>
-                <wp:docPr id="297082536" name="Text Box 2"/>
-                <wp:cNvGraphicFramePr>
-                  <a:graphicFrameLocks xmlns:a="http://schemas.openxmlformats.org/drawingml/2006/main"/>
-                </wp:cNvGraphicFramePr>
-                <a:graphic xmlns:a="http://schemas.openxmlformats.org/drawingml/2006/main">
-                  <a:graphicData uri="http://schemas.microsoft.com/office/word/2010/wordprocessingShape">
-                    <wps:wsp>
-                      <wps:cNvSpPr txBox="1">
-                        <a:spLocks noChangeArrowheads="1"/>
-                      </wps:cNvSpPr>
-                      <wps:spPr bwMode="auto">
-                        <a:xfrm>
-                          <a:off x="0" y="0"/>
-                          <a:ext cx="402590" cy="304800"/>
-                        </a:xfrm>
-                        <a:prstGeom prst="rect">
-                          <a:avLst/>
-                        </a:prstGeom>
-                        <a:noFill/>
-                        <a:ln w="9525">
-                          <a:noFill/>
-                          <a:miter lim="800000"/>
-                          <a:headEnd/>
-                          <a:tailEnd/>
-                        </a:ln>
-                      </wps:spPr>
-                      <wps:txbx>
-                        <w:txbxContent>
-                          <w:p>
-                            <w:pPr>
-                              <w:rPr>
-                                <w:b/>
-                                <w:bCs/>
-                                <w:sz w:val="22"/>
-                                <w:szCs w:val="22"/>
-                                <w:lang w:val="en-GB"/>
-                              </w:rPr>
-                            </w:pPr>
-                            <w:r>
-                              <w:rPr>
-                                <w:b/>
-                                <w:bCs/>
-                                <w:sz w:val="22"/>
-                                <w:szCs w:val="22"/>
-                                <w:lang w:val="en-GB"/>
-                              </w:rPr>
-                              <w:t>0</w:t>
-                            </w:r>
-                            <w:r>
-                              <w:rPr>
-                                <w:b/>
-                                <w:bCs/>
-                                <w:sz w:val="22"/>
-                                <w:szCs w:val="22"/>
-                                <w:lang w:val="en-GB"/>
-                              </w:rPr>
-                              <w:t>7</w:t>
-                            </w:r>
-                          </w:p>
-                        </w:txbxContent>
-                      </wps:txbx>
-                      <wps:bodyPr rot="0" vert="horz" wrap="square" lIns="91440" tIns="45720" rIns="91440" bIns="45720" anchor="t" anchorCtr="0">
-                        <a:noAutofit/>
-                      </wps:bodyPr>
-                    </wps:wsp>
-                  </a:graphicData>
-                </a:graphic>
-                <wp14:sizeRelH relativeFrom="margin">
-                  <wp14:pctWidth>0</wp14:pctWidth>
-                </wp14:sizeRelH>
-                <wp14:sizeRelV relativeFrom="margin">
-                  <wp14:pctHeight>0</wp14:pctHeight>
-                </wp14:sizeRelV>
-              </wp:anchor>
-            </w:drawing>
-          </mc:Choice>
-          <mc:Fallback>
-            <w:pict>
-              <v:shape w14:anchorId="3A64167A" id="_x0000_s1031" type="#_x0000_t202" style="position:absolute;margin-left:247.6pt;margin-top:541.9pt;width:31.7pt;height:24pt;z-index:251661824;visibility:visible;mso-wrap-style:square;mso-width-percent:0;mso-height-percent:0;mso-wrap-distance-left:9pt;mso-wrap-distance-top:3.6pt;mso-wrap-distance-right:9pt;mso-wrap-distance-bottom:3.6pt;mso-position-horizontal:absolute;mso-position-horizontal-relative:margin;mso-position-vertical:absolute;mso-position-vertical-relative:text;mso-width-percent:0;mso-height-percent:0;mso-width-relative:margin;mso-height-relative:margin;v-text-anchor:top" o:gfxdata="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" filled="f" stroked="f">
-                <v:textbox>
-                  <w:txbxContent>
-                    <w:p>
-                      <w:pPr>
-                        <w:rPr>
-                          <w:b/>
-                          <w:bCs/>
-                          <w:sz w:val="22"/>
-                          <w:szCs w:val="22"/>
-                          <w:lang w:val="en-GB"/>
-                        </w:rPr>
-                      </w:pPr>
-                      <w:r>
-                        <w:rPr>
-                          <w:b/>
-                          <w:bCs/>
-                          <w:sz w:val="22"/>
-                          <w:szCs w:val="22"/>
-                          <w:lang w:val="en-GB"/>
-                        </w:rPr>
-                        <w:t>0</w:t>
-                      </w:r>
-                      <w:r>
-                        <w:rPr>
-                          <w:b/>
-                          <w:bCs/>
-                          <w:sz w:val="22"/>
-                          <w:szCs w:val="22"/>
-                          <w:lang w:val="en-GB"/>
-                        </w:rPr>
-                        <w:t>7</w:t>
-                      </w:r>
-                    </w:p>
-                  </w:txbxContent>
-                </v:textbox>
-                <w10:wrap type="square" anchorx="margin"/>
-              </v:shape>
-            </w:pict>
-          </mc:Fallback>
-        </mc:AlternateContent>
-      </w:r>
-      <w:r>
-        <w:rPr>
-          <w:noProof/>
-        </w:rPr>
-        <mc:AlternateContent>
-          <mc:Choice Requires="wps">
-            <w:drawing>
-              <wp:anchor distT="45720" distB="45720" distL="114300" distR="114300" simplePos="0" relativeHeight="251666944" behindDoc="0" locked="0" layoutInCell="1" allowOverlap="1" wp14:anchorId="4EC02777" wp14:editId="2E653C73">
-                <wp:simplePos x="0" y="0"/>
-                <wp:positionH relativeFrom="column">
-                  <wp:posOffset>3886200</wp:posOffset>
-                </wp:positionH>
-                <wp:positionV relativeFrom="paragraph">
-                  <wp:posOffset>6839585</wp:posOffset>
-                </wp:positionV>
-                <wp:extent cx="681990" cy="304800"/>
-                <wp:effectExtent l="0" t="0" r="0" b="0"/>
-                <wp:wrapSquare wrapText="bothSides"/>
-                <wp:docPr id="1972111899" name="Text Box 2"/>
-                <wp:cNvGraphicFramePr>
-                  <a:graphicFrameLocks xmlns:a="http://schemas.openxmlformats.org/drawingml/2006/main"/>
-                </wp:cNvGraphicFramePr>
-                <a:graphic xmlns:a="http://schemas.openxmlformats.org/drawingml/2006/main">
-                  <a:graphicData uri="http://schemas.microsoft.com/office/word/2010/wordprocessingShape">
-                    <wps:wsp>
-                      <wps:cNvSpPr txBox="1">
-                        <a:spLocks noChangeArrowheads="1"/>
-                      </wps:cNvSpPr>
-                      <wps:spPr bwMode="auto">
-                        <a:xfrm>
-                          <a:off x="0" y="0"/>
-                          <a:ext cx="681990" cy="304800"/>
-                        </a:xfrm>
-                        <a:prstGeom prst="rect">
-                          <a:avLst/>
-                        </a:prstGeom>
-                        <a:noFill/>
-                        <a:ln w="9525">
-                          <a:noFill/>
-                          <a:miter lim="800000"/>
-                          <a:headEnd/>
-                          <a:tailEnd/>
-                        </a:ln>
-                      </wps:spPr>
-                      <wps:txbx>
-                        <w:txbxContent>
-                          <w:p>
-                            <w:pPr>
-                              <w:rPr>
-                                <w:sz w:val="22"/>
-                                <w:szCs w:val="22"/>
-                                <w:lang w:val="en-GB"/>
-                              </w:rPr>
-                            </w:pPr>
-                            <w:r>
-                              <w:rPr>
-                                <w:sz w:val="22"/>
-                                <w:szCs w:val="22"/>
-                                <w:lang w:val="en-GB"/>
-                              </w:rPr>
-                              <w:t>2626</w:t>
-                            </w:r>
-                            <w:r>
-                              <w:rPr>
-                                <w:sz w:val="22"/>
-                                <w:szCs w:val="22"/>
-                                <w:lang w:val="en-GB"/>
-                              </w:rPr>
-                              <w:t xml:space="preserve"> </w:t>
-                            </w:r>
-                            <w:r>
-                              <w:rPr>
-                                <w:sz w:val="22"/>
-                                <w:szCs w:val="22"/>
-                                <w:lang w:val="en-GB"/>
-                              </w:rPr>
-                              <w:t>m</w:t>
-                            </w:r>
-                          </w:p>
-                        </w:txbxContent>
-                      </wps:txbx>
-                      <wps:bodyPr rot="0" vert="horz" wrap="square" lIns="91440" tIns="45720" rIns="91440" bIns="45720" anchor="t" anchorCtr="0">
-                        <a:noAutofit/>
-                      </wps:bodyPr>
-                    </wps:wsp>
-                  </a:graphicData>
-                </a:graphic>
-                <wp14:sizeRelH relativeFrom="margin">
-                  <wp14:pctWidth>0</wp14:pctWidth>
-                </wp14:sizeRelH>
-                <wp14:sizeRelV relativeFrom="margin">
-                  <wp14:pctHeight>0</wp14:pctHeight>
-                </wp14:sizeRelV>
-              </wp:anchor>
-            </w:drawing>
-          </mc:Choice>
-          <mc:Fallback>
-            <w:pict>
-              <v:shape w14:anchorId="4EC02777" id="_x0000_s1032" type="#_x0000_t202" style="position:absolute;margin-left:306pt;margin-top:538.55pt;width:53.7pt;height:24pt;z-index:251666944;visibility:visible;mso-wrap-style:square;mso-width-percent:0;mso-height-percent:0;mso-wrap-distance-left:9pt;mso-wrap-distance-top:3.6pt;mso-wrap-distance-right:9pt;mso-wrap-distance-bottom:3.6pt;mso-position-horizontal:absolute;mso-position-horizontal-relative:text;mso-position-vertical:absolute;mso-position-vertical-relative:text;mso-width-percent:0;mso-height-percent:0;mso-width-relative:margin;mso-height-relative:margin;v-text-anchor:top" o:gfxdata="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" filled="f" stroked="f">
-                <v:textbox>
-                  <w:txbxContent>
-                    <w:p>
-                      <w:pPr>
-                        <w:rPr>
-                          <w:sz w:val="22"/>
-                          <w:szCs w:val="22"/>
-                          <w:lang w:val="en-GB"/>
-                        </w:rPr>
-                      </w:pPr>
-                      <w:r>
-                        <w:rPr>
-                          <w:sz w:val="22"/>
-                          <w:szCs w:val="22"/>
-                          <w:lang w:val="en-GB"/>
-                        </w:rPr>
-                        <w:t>2626</w:t>
-                      </w:r>
-                      <w:r>
-                        <w:rPr>
-                          <w:sz w:val="22"/>
-                          <w:szCs w:val="22"/>
-                          <w:lang w:val="en-GB"/>
-                        </w:rPr>
-                        <w:t xml:space="preserve"> </w:t>
-                      </w:r>
-                      <w:r>
-                        <w:rPr>
-                          <w:sz w:val="22"/>
-                          <w:szCs w:val="22"/>
-                          <w:lang w:val="en-GB"/>
-                        </w:rPr>
-                        <w:t>m</w:t>
-                      </w:r>
-                    </w:p>
-                  </w:txbxContent>
-                </v:textbox>
-                <w10:wrap type="square"/>
-              </v:shape>
-            </w:pict>
-          </mc:Fallback>
-        </mc:AlternateContent>
-      </w:r>
-      <w:r>
-        <w:rPr>
-          <w:noProof/>
-        </w:rPr>
-        <mc:AlternateContent>
-          <mc:Choice Requires="wps">
-            <w:drawing>
-              <wp:anchor distT="45720" distB="45720" distL="114300" distR="114300" simplePos="0" relativeHeight="251671040" behindDoc="0" locked="0" layoutInCell="1" allowOverlap="1" wp14:anchorId="5E01B8FE" wp14:editId="7CCCD8FF">
-                <wp:simplePos x="0" y="0"/>
-                <wp:positionH relativeFrom="column">
-                  <wp:posOffset>3888715</wp:posOffset>
-                </wp:positionH>
-                <wp:positionV relativeFrom="paragraph">
-                  <wp:posOffset>7063565</wp:posOffset>
-                </wp:positionV>
-                <wp:extent cx="710565" cy="304800"/>
-                <wp:effectExtent l="0" t="0" r="0" b="0"/>
-                <wp:wrapSquare wrapText="bothSides"/>
-                <wp:docPr id="1109470995" name="Text Box 2"/>
-                <wp:cNvGraphicFramePr>
-                  <a:graphicFrameLocks xmlns:a="http://schemas.openxmlformats.org/drawingml/2006/main"/>
-                </wp:cNvGraphicFramePr>
-                <a:graphic xmlns:a="http://schemas.openxmlformats.org/drawingml/2006/main">
-                  <a:graphicData uri="http://schemas.microsoft.com/office/word/2010/wordprocessingShape">
-                    <wps:wsp>
-                      <wps:cNvSpPr txBox="1">
-                        <a:spLocks noChangeArrowheads="1"/>
-                      </wps:cNvSpPr>
-                      <wps:spPr bwMode="auto">
-                        <a:xfrm>
-                          <a:off x="0" y="0"/>
-                          <a:ext cx="710565" cy="304800"/>
-                        </a:xfrm>
-                        <a:prstGeom prst="rect">
-                          <a:avLst/>
-                        </a:prstGeom>
-                        <a:noFill/>
-                        <a:ln w="9525">
-                          <a:noFill/>
-                          <a:miter lim="800000"/>
-                          <a:headEnd/>
-                          <a:tailEnd/>
-                        </a:ln>
-                      </wps:spPr>
-                      <wps:txbx>
-                        <w:txbxContent>
-                          <w:p>
-                            <w:pPr>
-                              <w:rPr>
-                                <w:sz w:val="22"/>
-                                <w:szCs w:val="22"/>
-                                <w:lang w:val="en-GB"/>
-                              </w:rPr>
-                            </w:pPr>
-                            <w:r>
-                              <w:rPr>
-                                <w:sz w:val="22"/>
-                                <w:szCs w:val="22"/>
-                                <w:lang w:val="en-GB"/>
-                              </w:rPr>
-                              <w:t>2626</w:t>
-                            </w:r>
-                            <w:r>
-                              <w:rPr>
-                                <w:sz w:val="22"/>
-                                <w:szCs w:val="22"/>
-                                <w:lang w:val="en-GB"/>
-                              </w:rPr>
-                              <w:t xml:space="preserve"> m</w:t>
-                            </w:r>
-                          </w:p>
-                        </w:txbxContent>
-                      </wps:txbx>
-                      <wps:bodyPr rot="0" vert="horz" wrap="square" lIns="91440" tIns="45720" rIns="91440" bIns="45720" anchor="t" anchorCtr="0">
-                        <a:noAutofit/>
-                      </wps:bodyPr>
-                    </wps:wsp>
-                  </a:graphicData>
-                </a:graphic>
-                <wp14:sizeRelH relativeFrom="margin">
-                  <wp14:pctWidth>0</wp14:pctWidth>
-                </wp14:sizeRelH>
-                <wp14:sizeRelV relativeFrom="margin">
-                  <wp14:pctHeight>0</wp14:pctHeight>
-                </wp14:sizeRelV>
-              </wp:anchor>
-            </w:drawing>
-          </mc:Choice>
-          <mc:Fallback>
-            <w:pict>
-              <v:shape w14:anchorId="5E01B8FE" id="_x0000_s1033" type="#_x0000_t202" style="position:absolute;margin-left:306.2pt;margin-top:556.2pt;width:55.95pt;height:24pt;z-index:251671040;visibility:visible;mso-wrap-style:square;mso-width-percent:0;mso-height-percent:0;mso-wrap-distance-left:9pt;mso-wrap-distance-top:3.6pt;mso-wrap-distance-right:9pt;mso-wrap-distance-bottom:3.6pt;mso-position-horizontal:absolute;mso-position-horizontal-relative:text;mso-position-vertical:absolute;mso-position-vertical-relative:text;mso-width-percent:0;mso-height-percent:0;mso-width-relative:margin;mso-height-relative:margin;v-text-anchor:top" o:gfxdata="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" filled="f" stroked="f">
-                <v:textbox>
-                  <w:txbxContent>
-                    <w:p>
-                      <w:pPr>
-                        <w:rPr>
-                          <w:sz w:val="22"/>
-                          <w:szCs w:val="22"/>
-                          <w:lang w:val="en-GB"/>
-                        </w:rPr>
-                      </w:pPr>
-                      <w:r>
-                        <w:rPr>
-                          <w:sz w:val="22"/>
-                          <w:szCs w:val="22"/>
-                          <w:lang w:val="en-GB"/>
-                        </w:rPr>
-                        <w:t>2626</w:t>
-                      </w:r>
-                      <w:r>
-                        <w:rPr>
-                          <w:sz w:val="22"/>
-                          <w:szCs w:val="22"/>
-                          <w:lang w:val="en-GB"/>
-                        </w:rPr>
-                        <w:t xml:space="preserve"> m</w:t>
-                      </w:r>
-                    </w:p>
-                  </w:txbxContent>
-                </v:textbox>
-                <w10:wrap type="square"/>
-              </v:shape>
-            </w:pict>
-          </mc:Fallback>
-        </mc:AlternateContent>
-      </w:r>
-      <w:r>
-        <w:rPr>
-          <w:noProof/>
-        </w:rPr>
-        <mc:AlternateContent>
-          <mc:Choice Requires="wps">
-            <w:drawing>
-              <wp:anchor distT="45720" distB="45720" distL="114300" distR="114300" simplePos="0" relativeHeight="251702784" behindDoc="0" locked="0" layoutInCell="1" allowOverlap="1" wp14:anchorId="0EB52171" wp14:editId="59ADAAF1">
-                <wp:simplePos x="0" y="0"/>
-                <wp:positionH relativeFrom="column">
-                  <wp:posOffset>4738370</wp:posOffset>
-                </wp:positionH>
-                <wp:positionV relativeFrom="paragraph">
-                  <wp:posOffset>7132955</wp:posOffset>
-                </wp:positionV>
-                <wp:extent cx="710565" cy="304800"/>
-                <wp:effectExtent l="0" t="0" r="0" b="0"/>
-                <wp:wrapSquare wrapText="bothSides"/>
-                <wp:docPr id="221986558" name="Text Box 2"/>
-                <wp:cNvGraphicFramePr>
-                  <a:graphicFrameLocks xmlns:a="http://schemas.openxmlformats.org/drawingml/2006/main"/>
-                </wp:cNvGraphicFramePr>
-                <a:graphic xmlns:a="http://schemas.openxmlformats.org/drawingml/2006/main">
-                  <a:graphicData uri="http://schemas.microsoft.com/office/word/2010/wordprocessingShape">
-                    <wps:wsp>
-                      <wps:cNvSpPr txBox="1">
-                        <a:spLocks noChangeArrowheads="1"/>
-                      </wps:cNvSpPr>
-                      <wps:spPr bwMode="auto">
-                        <a:xfrm>
-                          <a:off x="0" y="0"/>
-                          <a:ext cx="710565" cy="304800"/>
-                        </a:xfrm>
-                        <a:prstGeom prst="rect">
-                          <a:avLst/>
-                        </a:prstGeom>
-                        <a:noFill/>
-                        <a:ln w="9525">
-                          <a:noFill/>
-                          <a:miter lim="800000"/>
-                          <a:headEnd/>
-                          <a:tailEnd/>
-                        </a:ln>
-                      </wps:spPr>
-                      <wps:txbx>
-                        <w:txbxContent>
-                          <w:p>
-                            <w:pPr>
-                              <w:rPr>
-                                <w:sz w:val="22"/>
-                                <w:szCs w:val="22"/>
-                                <w:lang w:val="en-GB"/>
-                              </w:rPr>
-                            </w:pPr>
-                            <w:r>
-                              <w:rPr>
-                                <w:sz w:val="22"/>
-                                <w:szCs w:val="22"/>
-                                <w:lang w:val="en-GB"/>
-                              </w:rPr>
-                              <w:t>108.70</w:t>
-                            </w:r>
-                          </w:p>
-                        </w:txbxContent>
-                      </wps:txbx>
-                      <wps:bodyPr rot="0" vert="horz" wrap="square" lIns="91440" tIns="45720" rIns="91440" bIns="45720" anchor="t" anchorCtr="0">
-                        <a:noAutofit/>
-                      </wps:bodyPr>
-                    </wps:wsp>
-                  </a:graphicData>
-                </a:graphic>
-                <wp14:sizeRelH relativeFrom="margin">
-                  <wp14:pctWidth>0</wp14:pctWidth>
-                </wp14:sizeRelH>
-                <wp14:sizeRelV relativeFrom="margin">
-                  <wp14:pctHeight>0</wp14:pctHeight>
-                </wp14:sizeRelV>
-              </wp:anchor>
-            </w:drawing>
-          </mc:Choice>
-          <mc:Fallback>
-            <w:pict>
-              <v:shape w14:anchorId="0EB52171" id="_x0000_s1034" type="#_x0000_t202" style="position:absolute;margin-left:373.1pt;margin-top:561.65pt;width:55.95pt;height:24pt;z-index:251702784;visibility:visible;mso-wrap-style:square;mso-width-percent:0;mso-height-percent:0;mso-wrap-distance-left:9pt;mso-wrap-distance-top:3.6pt;mso-wrap-distance-right:9pt;mso-wrap-distance-bottom:3.6pt;mso-position-horizontal:absolute;mso-position-horizontal-relative:text;mso-position-vertical:absolute;mso-position-vertical-relative:text;mso-width-percent:0;mso-height-percent:0;mso-width-relative:margin;mso-height-relative:margin;v-text-anchor:top" o:gfxdata="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" filled="f" stroked="f">
-                <v:textbox>
-                  <w:txbxContent>
-                    <w:p>
-                      <w:pPr>
-                        <w:rPr>
-                          <w:sz w:val="22"/>
-                          <w:szCs w:val="22"/>
-                          <w:lang w:val="en-GB"/>
-                        </w:rPr>
-                      </w:pPr>
-                      <w:r>
-                        <w:rPr>
-                          <w:sz w:val="22"/>
-                          <w:szCs w:val="22"/>
-                          <w:lang w:val="en-GB"/>
-                        </w:rPr>
-                        <w:t>108.70</w:t>
-                      </w:r>
-                    </w:p>
-                  </w:txbxContent>
-                </v:textbox>
-                <w10:wrap type="square"/>
-              </v:shape>
-            </w:pict>
-          </mc:Fallback>
-        </mc:AlternateContent>
-      </w:r>
-      <w:r>
-        <w:rPr>
-          <w:noProof/>
-        </w:rPr>
-        <mc:AlternateContent>
-          <mc:Choice Requires="wps">
-            <w:drawing>
-              <wp:anchor distT="45720" distB="45720" distL="114300" distR="114300" simplePos="0" relativeHeight="251708928" behindDoc="0" locked="0" layoutInCell="1" allowOverlap="1" wp14:anchorId="7BE13D8E" wp14:editId="7683C693">
+              <wp:anchor distT="45720" distB="45720" distL="114300" distR="114300" simplePos="0" relativeHeight="251708928" behindDoc="0" locked="0" layoutInCell="1" allowOverlap="1" wp14:anchorId="7BE13D8E" wp14:editId="4FF76AEA">
                 <wp:simplePos x="0" y="0"/>
                 <wp:positionH relativeFrom="column">
                   <wp:posOffset>4739589</wp:posOffset>
@@ -1450,7 +1722,7 @@
           </mc:Choice>
           <mc:Fallback>
             <w:pict>
-              <v:shape w14:anchorId="7BE13D8E" id="_x0000_s1035" type="#_x0000_t202" style="position:absolute;margin-left:373.2pt;margin-top:541.05pt;width:55.95pt;height:24pt;z-index:251708928;visibility:visible;mso-wrap-style:square;mso-width-percent:0;mso-height-percent:0;mso-wrap-distance-left:9pt;mso-wrap-distance-top:3.6pt;mso-wrap-distance-right:9pt;mso-wrap-distance-bottom:3.6pt;mso-position-horizontal:absolute;mso-position-horizontal-relative:text;mso-position-vertical:absolute;mso-position-vertical-relative:text;mso-width-percent:0;mso-height-percent:0;mso-width-relative:margin;mso-height-relative:margin;v-text-anchor:top" o:gfxdata="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" filled="f" stroked="f">
+              <v:shape w14:anchorId="7BE13D8E" id="_x0000_s1037" type="#_x0000_t202" style="position:absolute;margin-left:373.2pt;margin-top:541.05pt;width:55.95pt;height:24pt;z-index:251708928;visibility:visible;mso-wrap-style:square;mso-width-percent:0;mso-height-percent:0;mso-wrap-distance-left:9pt;mso-wrap-distance-top:3.6pt;mso-wrap-distance-right:9pt;mso-wrap-distance-bottom:3.6pt;mso-position-horizontal:absolute;mso-position-horizontal-relative:text;mso-position-vertical:absolute;mso-position-vertical-relative:text;mso-width-percent:0;mso-height-percent:0;mso-width-relative:margin;mso-height-relative:margin;v-text-anchor:top" o:gfxdata="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" filled="f" stroked="f">
                 <v:textbox>
                   <w:txbxContent>
                     <w:p>
@@ -1468,282 +1740,6 @@
                           <w:lang w:val="en-GB"/>
                         </w:rPr>
                         <w:t>110.30</w:t>
-                      </w:r>
-                    </w:p>
-                  </w:txbxContent>
-                </v:textbox>
-                <w10:wrap type="square"/>
-              </v:shape>
-            </w:pict>
-          </mc:Fallback>
-        </mc:AlternateContent>
-      </w:r>
-      <w:r>
-        <w:rPr>
-          <w:noProof/>
-        </w:rPr>
-        <mc:AlternateContent>
-          <mc:Choice Requires="wps">
-            <w:drawing>
-              <wp:anchor distT="45720" distB="45720" distL="114300" distR="114300" simplePos="0" relativeHeight="251706880" behindDoc="0" locked="0" layoutInCell="1" allowOverlap="1" wp14:anchorId="67AE39BB" wp14:editId="3865EC3D">
-                <wp:simplePos x="0" y="0"/>
-                <wp:positionH relativeFrom="margin">
-                  <wp:posOffset>166958</wp:posOffset>
-                </wp:positionH>
-                <wp:positionV relativeFrom="paragraph">
-                  <wp:posOffset>6219446</wp:posOffset>
-                </wp:positionV>
-                <wp:extent cx="402590" cy="304800"/>
-                <wp:effectExtent l="0" t="0" r="0" b="0"/>
-                <wp:wrapSquare wrapText="bothSides"/>
-                <wp:docPr id="2017820527" name="Text Box 2"/>
-                <wp:cNvGraphicFramePr>
-                  <a:graphicFrameLocks xmlns:a="http://schemas.openxmlformats.org/drawingml/2006/main"/>
-                </wp:cNvGraphicFramePr>
-                <a:graphic xmlns:a="http://schemas.openxmlformats.org/drawingml/2006/main">
-                  <a:graphicData uri="http://schemas.microsoft.com/office/word/2010/wordprocessingShape">
-                    <wps:wsp>
-                      <wps:cNvSpPr txBox="1">
-                        <a:spLocks noChangeArrowheads="1"/>
-                      </wps:cNvSpPr>
-                      <wps:spPr bwMode="auto">
-                        <a:xfrm>
-                          <a:off x="0" y="0"/>
-                          <a:ext cx="402590" cy="304800"/>
-                        </a:xfrm>
-                        <a:prstGeom prst="rect">
-                          <a:avLst/>
-                        </a:prstGeom>
-                        <a:noFill/>
-                        <a:ln w="9525">
-                          <a:noFill/>
-                          <a:miter lim="800000"/>
-                          <a:headEnd/>
-                          <a:tailEnd/>
-                        </a:ln>
-                      </wps:spPr>
-                      <wps:txbx>
-                        <w:txbxContent>
-                          <w:p>
-                            <w:pPr>
-                              <w:rPr>
-                                <w:rFonts w:ascii="Arial" w:hAnsi="Arial" w:cs="Arial"/>
-                                <w:b/>
-                                <w:bCs/>
-                                <w:sz w:val="20"/>
-                                <w:szCs w:val="20"/>
-                                <w:lang w:val="en-GB"/>
-                              </w:rPr>
-                            </w:pPr>
-                            <w:r>
-                              <w:rPr>
-                                <w:rFonts w:ascii="Arial" w:hAnsi="Arial" w:cs="Arial"/>
-                                <w:b/>
-                                <w:bCs/>
-                                <w:sz w:val="20"/>
-                                <w:szCs w:val="20"/>
-                                <w:lang w:val="en-GB"/>
-                              </w:rPr>
-                              <w:t>1.</w:t>
-                            </w:r>
-                            <w:r>
-                              <w:rPr>
-                                <w:rFonts w:ascii="Arial" w:hAnsi="Arial" w:cs="Arial"/>
-                                <w:b/>
-                                <w:bCs/>
-                                <w:sz w:val="20"/>
-                                <w:szCs w:val="20"/>
-                                <w:lang w:val="en-GB"/>
-                              </w:rPr>
-                              <w:t>4</w:t>
-                            </w:r>
-                            <w:r>
-                              <w:rPr>
-                                <w:rFonts w:ascii="Arial" w:hAnsi="Arial" w:cs="Arial"/>
-                                <w:b/>
-                                <w:bCs/>
-                                <w:sz w:val="20"/>
-                                <w:szCs w:val="20"/>
-                                <w:lang w:val="en-GB"/>
-                              </w:rPr>
-                              <w:t>m</w:t>
-                            </w:r>
-                          </w:p>
-                        </w:txbxContent>
-                      </wps:txbx>
-                      <wps:bodyPr rot="0" vert="horz" wrap="square" lIns="91440" tIns="45720" rIns="91440" bIns="45720" anchor="t" anchorCtr="0">
-                        <a:noAutofit/>
-                      </wps:bodyPr>
-                    </wps:wsp>
-                  </a:graphicData>
-                </a:graphic>
-                <wp14:sizeRelH relativeFrom="margin">
-                  <wp14:pctWidth>0</wp14:pctWidth>
-                </wp14:sizeRelH>
-                <wp14:sizeRelV relativeFrom="margin">
-                  <wp14:pctHeight>0</wp14:pctHeight>
-                </wp14:sizeRelV>
-              </wp:anchor>
-            </w:drawing>
-          </mc:Choice>
-          <mc:Fallback>
-            <w:pict>
-              <v:shape w14:anchorId="67AE39BB" id="_x0000_s1036" type="#_x0000_t202" style="position:absolute;margin-left:13.15pt;margin-top:489.7pt;width:31.7pt;height:24pt;z-index:251706880;visibility:visible;mso-wrap-style:square;mso-width-percent:0;mso-height-percent:0;mso-wrap-distance-left:9pt;mso-wrap-distance-top:3.6pt;mso-wrap-distance-right:9pt;mso-wrap-distance-bottom:3.6pt;mso-position-horizontal:absolute;mso-position-horizontal-relative:margin;mso-position-vertical:absolute;mso-position-vertical-relative:text;mso-width-percent:0;mso-height-percent:0;mso-width-relative:margin;mso-height-relative:margin;v-text-anchor:top" o:gfxdata="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" filled="f" stroked="f">
-                <v:textbox>
-                  <w:txbxContent>
-                    <w:p>
-                      <w:pPr>
-                        <w:rPr>
-                          <w:rFonts w:ascii="Arial" w:hAnsi="Arial" w:cs="Arial"/>
-                          <w:b/>
-                          <w:bCs/>
-                          <w:sz w:val="20"/>
-                          <w:szCs w:val="20"/>
-                          <w:lang w:val="en-GB"/>
-                        </w:rPr>
-                      </w:pPr>
-                      <w:r>
-                        <w:rPr>
-                          <w:rFonts w:ascii="Arial" w:hAnsi="Arial" w:cs="Arial"/>
-                          <w:b/>
-                          <w:bCs/>
-                          <w:sz w:val="20"/>
-                          <w:szCs w:val="20"/>
-                          <w:lang w:val="en-GB"/>
-                        </w:rPr>
-                        <w:t>1.</w:t>
-                      </w:r>
-                      <w:r>
-                        <w:rPr>
-                          <w:rFonts w:ascii="Arial" w:hAnsi="Arial" w:cs="Arial"/>
-                          <w:b/>
-                          <w:bCs/>
-                          <w:sz w:val="20"/>
-                          <w:szCs w:val="20"/>
-                          <w:lang w:val="en-GB"/>
-                        </w:rPr>
-                        <w:t>4</w:t>
-                      </w:r>
-                      <w:r>
-                        <w:rPr>
-                          <w:rFonts w:ascii="Arial" w:hAnsi="Arial" w:cs="Arial"/>
-                          <w:b/>
-                          <w:bCs/>
-                          <w:sz w:val="20"/>
-                          <w:szCs w:val="20"/>
-                          <w:lang w:val="en-GB"/>
-                        </w:rPr>
-                        <w:t>m</w:t>
-                      </w:r>
-                    </w:p>
-                  </w:txbxContent>
-                </v:textbox>
-                <w10:wrap type="square" anchorx="margin"/>
-              </v:shape>
-            </w:pict>
-          </mc:Fallback>
-        </mc:AlternateContent>
-      </w:r>
-      <w:r>
-        <w:rPr>
-          <w:noProof/>
-        </w:rPr>
-        <mc:AlternateContent>
-          <mc:Choice Requires="wps">
-            <w:drawing>
-              <wp:anchor distT="45720" distB="45720" distL="114300" distR="114300" simplePos="0" relativeHeight="251710976" behindDoc="0" locked="0" layoutInCell="1" allowOverlap="1" wp14:anchorId="1C6BF6C2" wp14:editId="7000E166">
-                <wp:simplePos x="0" y="0"/>
-                <wp:positionH relativeFrom="column">
-                  <wp:posOffset>4852828</wp:posOffset>
-                </wp:positionH>
-                <wp:positionV relativeFrom="paragraph">
-                  <wp:posOffset>7743207</wp:posOffset>
-                </wp:positionV>
-                <wp:extent cx="710565" cy="304800"/>
-                <wp:effectExtent l="0" t="0" r="0" b="0"/>
-                <wp:wrapSquare wrapText="bothSides"/>
-                <wp:docPr id="412579469" name="Text Box 2"/>
-                <wp:cNvGraphicFramePr>
-                  <a:graphicFrameLocks xmlns:a="http://schemas.openxmlformats.org/drawingml/2006/main"/>
-                </wp:cNvGraphicFramePr>
-                <a:graphic xmlns:a="http://schemas.openxmlformats.org/drawingml/2006/main">
-                  <a:graphicData uri="http://schemas.microsoft.com/office/word/2010/wordprocessingShape">
-                    <wps:wsp>
-                      <wps:cNvSpPr txBox="1">
-                        <a:spLocks noChangeArrowheads="1"/>
-                      </wps:cNvSpPr>
-                      <wps:spPr bwMode="auto">
-                        <a:xfrm>
-                          <a:off x="0" y="0"/>
-                          <a:ext cx="710565" cy="304800"/>
-                        </a:xfrm>
-                        <a:prstGeom prst="rect">
-                          <a:avLst/>
-                        </a:prstGeom>
-                        <a:noFill/>
-                        <a:ln w="9525">
-                          <a:noFill/>
-                          <a:miter lim="800000"/>
-                          <a:headEnd/>
-                          <a:tailEnd/>
-                        </a:ln>
-                      </wps:spPr>
-                      <wps:txbx>
-                        <w:txbxContent>
-                          <w:p>
-                            <w:pPr>
-                              <w:rPr>
-                                <w:sz w:val="18"/>
-                                <w:szCs w:val="18"/>
-                                <w:lang w:val="en-GB"/>
-                              </w:rPr>
-                            </w:pPr>
-                            <w:r>
-                              <w:rPr>
-                                <w:sz w:val="18"/>
-                                <w:szCs w:val="18"/>
-                                <w:lang w:val="en-GB"/>
-                              </w:rPr>
-                              <w:t>45X</w:t>
-                            </w:r>
-                          </w:p>
-                        </w:txbxContent>
-                      </wps:txbx>
-                      <wps:bodyPr rot="0" vert="horz" wrap="square" lIns="91440" tIns="45720" rIns="91440" bIns="45720" anchor="t" anchorCtr="0">
-                        <a:noAutofit/>
-                      </wps:bodyPr>
-                    </wps:wsp>
-                  </a:graphicData>
-                </a:graphic>
-                <wp14:sizeRelH relativeFrom="margin">
-                  <wp14:pctWidth>0</wp14:pctWidth>
-                </wp14:sizeRelH>
-                <wp14:sizeRelV relativeFrom="margin">
-                  <wp14:pctHeight>0</wp14:pctHeight>
-                </wp14:sizeRelV>
-              </wp:anchor>
-            </w:drawing>
-          </mc:Choice>
-          <mc:Fallback>
-            <w:pict>
-              <v:shape w14:anchorId="1C6BF6C2" id="_x0000_s1037" type="#_x0000_t202" style="position:absolute;margin-left:382.1pt;margin-top:609.7pt;width:55.95pt;height:24pt;z-index:251710976;visibility:visible;mso-wrap-style:square;mso-width-percent:0;mso-height-percent:0;mso-wrap-distance-left:9pt;mso-wrap-distance-top:3.6pt;mso-wrap-distance-right:9pt;mso-wrap-distance-bottom:3.6pt;mso-position-horizontal:absolute;mso-position-horizontal-relative:text;mso-position-vertical:absolute;mso-position-vertical-relative:text;mso-width-percent:0;mso-height-percent:0;mso-width-relative:margin;mso-height-relative:margin;v-text-anchor:top" o:gfxdata="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" filled="f" stroked="f">
-                <v:textbox>
-                  <w:txbxContent>
-                    <w:p>
-                      <w:pPr>
-                        <w:rPr>
-                          <w:sz w:val="18"/>
-                          <w:szCs w:val="18"/>
-                          <w:lang w:val="en-GB"/>
-                        </w:rPr>
-                      </w:pPr>
-                      <w:r>
-                        <w:rPr>
-                          <w:sz w:val="18"/>
-                          <w:szCs w:val="18"/>
-                          <w:lang w:val="en-GB"/>
-                        </w:rPr>
-                        <w:t>45X</w:t>
                       </w:r>
                     </w:p>
                   </w:txbxContent>
